--- a/Documents/Project.docx
+++ b/Documents/Project.docx
@@ -31,6 +31,1925 @@
       <w:r>
         <w:t>Test automation framework with Playwright (Java), integrated with Jenkins pipelines, Dockerized execution, and infra management using Terraform + Ansible.</w:t>
       </w:r>
+    </w:p>
+    <w:p>
+      <w:r>
+        <w:t>Documents =&gt;</w:t>
+      </w:r>
+      <w:r>
+        <w:t xml:space="preserve"> Automation =&gt;</w:t>
+      </w:r>
+      <w:r>
+        <w:t xml:space="preserve"> AutomationProject</w:t>
+      </w:r>
+    </w:p>
+    <w:p>
+      <w:r>
+        <w:rPr>
+          <w:b/>
+          <w:bCs/>
+        </w:rPr>
+        <w:t>Git bash</w:t>
+      </w:r>
+      <w:r>
+        <w:br/>
+      </w:r>
+      <w:r>
+        <w:t>echo "# Playwright-DevOps-Automation" &gt;&gt; README.md</w:t>
+      </w:r>
+      <w:r>
+        <w:br/>
+        <w:t xml:space="preserve">git </w:t>
+      </w:r>
+      <w:proofErr w:type="spellStart"/>
+      <w:r>
+        <w:t>init</w:t>
+      </w:r>
+      <w:proofErr w:type="spellEnd"/>
+      <w:r>
+        <w:br/>
+      </w:r>
+      <w:r>
+        <w:t>git add README.md</w:t>
+      </w:r>
+      <w:r>
+        <w:br/>
+      </w:r>
+      <w:r>
+        <w:t>git commit -m "First commit"</w:t>
+      </w:r>
+      <w:r>
+        <w:br/>
+      </w:r>
+      <w:r>
+        <w:t>git branch</w:t>
+      </w:r>
+      <w:r>
+        <w:br/>
+        <w:t xml:space="preserve">O/p: </w:t>
+      </w:r>
+      <w:r>
+        <w:t>* master</w:t>
+      </w:r>
+      <w:r>
+        <w:br/>
+      </w:r>
+      <w:r>
+        <w:t>git remote -v</w:t>
+      </w:r>
+      <w:r>
+        <w:br/>
+        <w:t xml:space="preserve">O/p: </w:t>
+      </w:r>
+      <w:r>
+        <w:t>origin  https://github.com/Abhishek-Rangaswamy/Playwright-DevOps-Automation.git (fetch)</w:t>
+      </w:r>
+      <w:r>
+        <w:br/>
+      </w:r>
+      <w:r>
+        <w:t>origin  https://github.com/Abhishek-Rangaswamy/Playwright-DevOps-Automation.git (push)</w:t>
+      </w:r>
+      <w:r>
+        <w:br/>
+      </w:r>
+      <w:r>
+        <w:t>git push -u origin master</w:t>
+      </w:r>
+    </w:p>
+    <w:p>
+      <w:r>
+        <w:t>======================================================================</w:t>
+      </w:r>
+    </w:p>
+    <w:p>
+      <w:pPr>
+        <w:rPr>
+          <w:b/>
+          <w:bCs/>
+        </w:rPr>
+      </w:pPr>
+      <w:r>
+        <w:rPr>
+          <w:b/>
+          <w:bCs/>
+        </w:rPr>
+        <w:t>Setting up Jenkins in ec2 instance</w:t>
+      </w:r>
+    </w:p>
+    <w:p>
+      <w:r>
+        <w:t>sudo yum update -y</w:t>
+      </w:r>
+      <w:r>
+        <w:t xml:space="preserve"> =&gt; updates all installed packages to latest versions</w:t>
+      </w:r>
+    </w:p>
+    <w:p>
+      <w:r>
+        <w:t>sudo wget -O /etc/</w:t>
+      </w:r>
+      <w:proofErr w:type="spellStart"/>
+      <w:r>
+        <w:t>yum.repos.d</w:t>
+      </w:r>
+      <w:proofErr w:type="spellEnd"/>
+      <w:r>
+        <w:t>/</w:t>
+      </w:r>
+      <w:proofErr w:type="spellStart"/>
+      <w:r>
+        <w:t>jenkins.repo</w:t>
+      </w:r>
+      <w:proofErr w:type="spellEnd"/>
+      <w:r>
+        <w:t xml:space="preserve"> </w:t>
+      </w:r>
+      <w:hyperlink r:id="rId5" w:history="1">
+        <w:r>
+          <w:rPr>
+            <w:rStyle w:val="Hyperlink"/>
+          </w:rPr>
+          <w:t>https://pkg.jenkins.io/redhat-stable/jenkins.repo</w:t>
+        </w:r>
+      </w:hyperlink>
+      <w:r>
+        <w:t xml:space="preserve"> </w:t>
+      </w:r>
+      <w:r>
+        <w:br/>
+        <w:t xml:space="preserve">Here, </w:t>
+      </w:r>
+      <w:r>
+        <w:rPr>
+          <w:b/>
+          <w:bCs/>
+        </w:rPr>
+        <w:t>wget</w:t>
+      </w:r>
+      <w:r>
+        <w:t xml:space="preserve"> is a </w:t>
+      </w:r>
+      <w:r>
+        <w:t>utility to download files from the web.</w:t>
+      </w:r>
+      <w:r>
+        <w:br/>
+      </w:r>
+      <w:r>
+        <w:rPr>
+          <w:b/>
+          <w:bCs/>
+        </w:rPr>
+        <w:t>-O</w:t>
+      </w:r>
+      <w:r>
+        <w:t xml:space="preserve"> Writes the output to the specified file </w:t>
+      </w:r>
+      <w:r>
+        <w:rPr>
+          <w:b/>
+          <w:bCs/>
+        </w:rPr>
+        <w:t>/etc/</w:t>
+      </w:r>
+      <w:proofErr w:type="spellStart"/>
+      <w:r>
+        <w:rPr>
+          <w:b/>
+          <w:bCs/>
+        </w:rPr>
+        <w:t>yum.repos.d</w:t>
+      </w:r>
+      <w:proofErr w:type="spellEnd"/>
+      <w:r>
+        <w:rPr>
+          <w:b/>
+          <w:bCs/>
+        </w:rPr>
+        <w:t>/</w:t>
+      </w:r>
+      <w:proofErr w:type="spellStart"/>
+      <w:r>
+        <w:rPr>
+          <w:b/>
+          <w:bCs/>
+        </w:rPr>
+        <w:t>jenkins.repo</w:t>
+      </w:r>
+      <w:proofErr w:type="spellEnd"/>
+      <w:r>
+        <w:t>.</w:t>
+      </w:r>
+    </w:p>
+    <w:p>
+      <w:r>
+        <w:t xml:space="preserve">sudo rpm --import </w:t>
+      </w:r>
+      <w:hyperlink r:id="rId6" w:history="1">
+        <w:r>
+          <w:rPr>
+            <w:rStyle w:val="Hyperlink"/>
+          </w:rPr>
+          <w:t>https://pkg.jenkins.io/redhat-stable/jenkins.io-2023.key</w:t>
+        </w:r>
+      </w:hyperlink>
+      <w:r>
+        <w:br/>
+      </w:r>
+      <w:r>
+        <w:rPr>
+          <w:b/>
+          <w:bCs/>
+        </w:rPr>
+        <w:t>rpm --import</w:t>
+      </w:r>
+      <w:r>
+        <w:t xml:space="preserve">: Adds a </w:t>
+      </w:r>
+      <w:r>
+        <w:rPr>
+          <w:b/>
+          <w:bCs/>
+        </w:rPr>
+        <w:t>GPG key</w:t>
+      </w:r>
+      <w:r>
+        <w:t xml:space="preserve"> to your system.</w:t>
+      </w:r>
+      <w:r>
+        <w:br/>
+      </w:r>
+      <w:r>
+        <w:t xml:space="preserve">The GPG key is used to verify that the software packages from the Jenkins repository </w:t>
+      </w:r>
+      <w:r>
+        <w:rPr>
+          <w:b/>
+          <w:bCs/>
+        </w:rPr>
+        <w:t>have not been tampered with</w:t>
+      </w:r>
+      <w:r>
+        <w:t>.</w:t>
+      </w:r>
+    </w:p>
+    <w:p>
+      <w:r>
+        <w:t>sudo yum upgrade</w:t>
+      </w:r>
+      <w:r>
+        <w:br/>
+      </w:r>
+      <w:r>
+        <w:t>Ensures all packages (including newly available ones from Jenkins repo) are up-to-date.</w:t>
+      </w:r>
+    </w:p>
+    <w:p>
+      <w:r>
+        <w:t>sudo yum install -y java-17-amazon-corretto</w:t>
+      </w:r>
+    </w:p>
+    <w:p>
+      <w:r>
+        <w:t>sudo yum install jenkins -y</w:t>
+      </w:r>
+      <w:r>
+        <w:br/>
+      </w:r>
+      <w:r>
+        <w:t>Installs Jenkins from the repo you added earlier.</w:t>
+      </w:r>
+    </w:p>
+    <w:p>
+      <w:r>
+        <w:t xml:space="preserve">sudo systemctl enable </w:t>
+      </w:r>
+      <w:r>
+        <w:t>jenkins</w:t>
+      </w:r>
+      <w:r>
+        <w:br/>
+      </w:r>
+      <w:r>
+        <w:t xml:space="preserve">Configures the Jenkins service to </w:t>
+      </w:r>
+      <w:r>
+        <w:rPr>
+          <w:b/>
+          <w:bCs/>
+        </w:rPr>
+        <w:t>automatically start</w:t>
+      </w:r>
+      <w:r>
+        <w:t xml:space="preserve"> every time the system reboots.</w:t>
+      </w:r>
+    </w:p>
+    <w:p>
+      <w:r>
+        <w:lastRenderedPageBreak/>
+        <w:t xml:space="preserve">sudo systemctl start </w:t>
+      </w:r>
+      <w:r>
+        <w:t>jenkins</w:t>
+      </w:r>
+      <w:r>
+        <w:br/>
+      </w:r>
+      <w:r>
+        <w:t xml:space="preserve">Starts the Jenkins service </w:t>
+      </w:r>
+      <w:r>
+        <w:rPr>
+          <w:b/>
+          <w:bCs/>
+        </w:rPr>
+        <w:t>immediately</w:t>
+      </w:r>
+      <w:r>
+        <w:t>.</w:t>
+      </w:r>
+    </w:p>
+    <w:p>
+      <w:r>
+        <w:t xml:space="preserve">sudo systemctl status </w:t>
+      </w:r>
+      <w:r>
+        <w:t>jenkins</w:t>
+      </w:r>
+      <w:r>
+        <w:br/>
+      </w:r>
+      <w:r>
+        <w:t xml:space="preserve">Displays whether Jenkins is </w:t>
+      </w:r>
+      <w:r>
+        <w:rPr>
+          <w:b/>
+          <w:bCs/>
+        </w:rPr>
+        <w:t>active/running</w:t>
+      </w:r>
+      <w:r>
+        <w:t xml:space="preserve">, </w:t>
+      </w:r>
+      <w:r>
+        <w:rPr>
+          <w:b/>
+          <w:bCs/>
+        </w:rPr>
+        <w:t>enabled</w:t>
+      </w:r>
+      <w:r>
+        <w:t>, and its logs.</w:t>
+      </w:r>
+    </w:p>
+    <w:p>
+      <w:r>
+        <w:t>sudo cat /var/lib/jenkins/secrets/initialAdminPassword</w:t>
+      </w:r>
+    </w:p>
+    <w:p>
+      <w:r>
+        <w:t>======================================================================</w:t>
+      </w:r>
+    </w:p>
+    <w:p>
+      <w:pPr>
+        <w:pStyle w:val="NoSpacing"/>
+      </w:pPr>
+      <w:r>
+        <w:t xml:space="preserve">[ec2-user@ip-172-31-30-217 ~]$ </w:t>
+      </w:r>
+      <w:proofErr w:type="spellStart"/>
+      <w:r>
+        <w:t>aws</w:t>
+      </w:r>
+      <w:proofErr w:type="spellEnd"/>
+      <w:r>
+        <w:t xml:space="preserve"> configure</w:t>
+      </w:r>
+    </w:p>
+    <w:p>
+      <w:pPr>
+        <w:pStyle w:val="NoSpacing"/>
+      </w:pPr>
+      <w:r>
+        <w:t xml:space="preserve">AWS Access Key ID [None]: </w:t>
+      </w:r>
+      <w:r>
+        <w:t>generate in security credentials</w:t>
+      </w:r>
+    </w:p>
+    <w:p>
+      <w:pPr>
+        <w:pStyle w:val="NoSpacing"/>
+      </w:pPr>
+      <w:r>
+        <w:t>AWS Secret Access Key [None]: generate in security credentials</w:t>
+      </w:r>
+    </w:p>
+    <w:p>
+      <w:pPr>
+        <w:pStyle w:val="NoSpacing"/>
+      </w:pPr>
+      <w:r>
+        <w:t>Default region name [None]: us-east-1</w:t>
+      </w:r>
+    </w:p>
+    <w:p>
+      <w:pPr>
+        <w:pStyle w:val="NoSpacing"/>
+      </w:pPr>
+      <w:r>
+        <w:t xml:space="preserve">Default output format [None]: </w:t>
+      </w:r>
+      <w:proofErr w:type="spellStart"/>
+      <w:r>
+        <w:t>json</w:t>
+      </w:r>
+      <w:proofErr w:type="spellEnd"/>
+    </w:p>
+    <w:p>
+      <w:pPr>
+        <w:pStyle w:val="NoSpacing"/>
+      </w:pPr>
+    </w:p>
+    <w:p>
+      <w:pPr>
+        <w:pStyle w:val="NoSpacing"/>
+      </w:pPr>
+      <w:r>
+        <w:t>======================================================================</w:t>
+      </w:r>
+    </w:p>
+    <w:p>
+      <w:pPr>
+        <w:pStyle w:val="NoSpacing"/>
+      </w:pPr>
+    </w:p>
+    <w:p>
+      <w:pPr>
+        <w:pStyle w:val="NoSpacing"/>
+      </w:pPr>
+      <w:r>
+        <w:rPr>
+          <w:b/>
+          <w:bCs/>
+        </w:rPr>
+        <w:t>Amazon Linux’s default yum repos don’t include Terraform</w:t>
+      </w:r>
+      <w:r>
+        <w:t xml:space="preserve">. You need to install it from </w:t>
+      </w:r>
+      <w:proofErr w:type="spellStart"/>
+      <w:r>
+        <w:rPr>
+          <w:b/>
+          <w:bCs/>
+        </w:rPr>
+        <w:t>HashiCorp’s</w:t>
+      </w:r>
+      <w:proofErr w:type="spellEnd"/>
+      <w:r>
+        <w:rPr>
+          <w:b/>
+          <w:bCs/>
+        </w:rPr>
+        <w:t xml:space="preserve"> official repository</w:t>
+      </w:r>
+      <w:r>
+        <w:t>.</w:t>
+      </w:r>
+    </w:p>
+    <w:p>
+      <w:pPr>
+        <w:pStyle w:val="NoSpacing"/>
+      </w:pPr>
+    </w:p>
+    <w:p>
+      <w:pPr>
+        <w:pStyle w:val="NoSpacing"/>
+      </w:pPr>
+      <w:r>
+        <w:t>sudo yum install -y yum-utils</w:t>
+      </w:r>
+    </w:p>
+    <w:p>
+      <w:pPr>
+        <w:pStyle w:val="NoSpacing"/>
+      </w:pPr>
+    </w:p>
+    <w:p>
+      <w:pPr>
+        <w:pStyle w:val="NoSpacing"/>
+      </w:pPr>
+      <w:r>
+        <w:t xml:space="preserve">sudo yum-config-manager --add-repo </w:t>
+      </w:r>
+      <w:hyperlink r:id="rId7" w:history="1">
+        <w:r>
+          <w:rPr>
+            <w:rStyle w:val="Hyperlink"/>
+          </w:rPr>
+          <w:t>https://rpm.releases.hashicorp.com/AmazonLinux/hashicorp.repo</w:t>
+        </w:r>
+      </w:hyperlink>
+    </w:p>
+    <w:p>
+      <w:pPr>
+        <w:pStyle w:val="NoSpacing"/>
+      </w:pPr>
+    </w:p>
+    <w:p>
+      <w:pPr>
+        <w:pStyle w:val="NoSpacing"/>
+      </w:pPr>
+      <w:r>
+        <w:t>sudo yum install -y terraform-1.6.6</w:t>
+      </w:r>
+    </w:p>
+    <w:p>
+      <w:pPr>
+        <w:pStyle w:val="NoSpacing"/>
+      </w:pPr>
+      <w:r>
+        <w:t>terraform -version</w:t>
+      </w:r>
+    </w:p>
+    <w:p>
+      <w:pPr>
+        <w:pStyle w:val="NoSpacing"/>
+      </w:pPr>
+    </w:p>
+    <w:p>
+      <w:pPr>
+        <w:pStyle w:val="NoSpacing"/>
+        <w:rPr>
+          <w:b/>
+          <w:bCs/>
+        </w:rPr>
+      </w:pPr>
+      <w:r>
+        <w:rPr>
+          <w:b/>
+          <w:bCs/>
+        </w:rPr>
+        <w:t>Steps to Enable Terraform Autocomplete</w:t>
+      </w:r>
+    </w:p>
+    <w:p>
+      <w:pPr>
+        <w:pStyle w:val="NoSpacing"/>
+        <w:numPr>
+          <w:ilvl w:val="0"/>
+          <w:numId w:val="1"/>
+        </w:numPr>
+      </w:pPr>
+      <w:r>
+        <w:rPr>
+          <w:b/>
+          <w:bCs/>
+        </w:rPr>
+        <w:t>Enable Terraform autocomplete</w:t>
+      </w:r>
+    </w:p>
+    <w:p>
+      <w:pPr>
+        <w:pStyle w:val="NoSpacing"/>
+        <w:ind w:left="720"/>
+      </w:pPr>
+      <w:r>
+        <w:t>terraform -install-autocomplete</w:t>
+      </w:r>
+    </w:p>
+    <w:p>
+      <w:pPr>
+        <w:pStyle w:val="NoSpacing"/>
+      </w:pPr>
+      <w:r>
+        <w:t>This will configure shell integration for your user.</w:t>
+      </w:r>
+    </w:p>
+    <w:p>
+      <w:pPr>
+        <w:pStyle w:val="NoSpacing"/>
+        <w:numPr>
+          <w:ilvl w:val="0"/>
+          <w:numId w:val="2"/>
+        </w:numPr>
+      </w:pPr>
+      <w:r>
+        <w:rPr>
+          <w:b/>
+          <w:bCs/>
+        </w:rPr>
+        <w:t>Reload your shell config</w:t>
+      </w:r>
+    </w:p>
+    <w:p>
+      <w:pPr>
+        <w:pStyle w:val="NoSpacing"/>
+      </w:pPr>
+      <w:r>
+        <w:t>If you’re using bash (default for Amazon Linux), run:</w:t>
+      </w:r>
+    </w:p>
+    <w:p>
+      <w:pPr>
+        <w:pStyle w:val="NoSpacing"/>
+        <w:ind w:firstLine="720"/>
+      </w:pPr>
+      <w:r>
+        <w:t>source ~/.</w:t>
+      </w:r>
+      <w:proofErr w:type="spellStart"/>
+      <w:r>
+        <w:t>bashrc</w:t>
+      </w:r>
+      <w:proofErr w:type="spellEnd"/>
+    </w:p>
+    <w:p>
+      <w:pPr>
+        <w:pStyle w:val="NoSpacing"/>
+        <w:ind w:firstLine="720"/>
+      </w:pPr>
+    </w:p>
+    <w:p>
+      <w:pPr>
+        <w:pStyle w:val="NoSpacing"/>
+      </w:pPr>
+      <w:r>
+        <w:t>======================================================================</w:t>
+      </w:r>
+    </w:p>
+    <w:p>
+      <w:pPr>
+        <w:pStyle w:val="NoSpacing"/>
+      </w:pPr>
+    </w:p>
+    <w:p>
+      <w:pPr>
+        <w:pStyle w:val="NoSpacing"/>
+        <w:rPr>
+          <w:b/>
+          <w:bCs/>
+        </w:rPr>
+      </w:pPr>
+      <w:r>
+        <w:rPr>
+          <w:b/>
+          <w:bCs/>
+        </w:rPr>
+        <w:t xml:space="preserve">Configure </w:t>
+      </w:r>
+      <w:r>
+        <w:rPr>
+          <w:b/>
+          <w:bCs/>
+        </w:rPr>
+        <w:t>G</w:t>
+      </w:r>
+      <w:r>
+        <w:rPr>
+          <w:b/>
+          <w:bCs/>
+        </w:rPr>
+        <w:t>itHub webhooks</w:t>
+      </w:r>
+    </w:p>
+    <w:p>
+      <w:pPr>
+        <w:pStyle w:val="NoSpacing"/>
+        <w:rPr>
+          <w:b/>
+          <w:bCs/>
+        </w:rPr>
+      </w:pPr>
+      <w:r>
+        <w:rPr>
+          <w:rFonts w:ascii="Segoe UI Emoji" w:hAnsi="Segoe UI Emoji" w:cs="Segoe UI Emoji"/>
+          <w:b/>
+          <w:bCs/>
+        </w:rPr>
+        <w:t>🔹</w:t>
+      </w:r>
+      <w:r>
+        <w:rPr>
+          <w:b/>
+          <w:bCs/>
+        </w:rPr>
+        <w:t xml:space="preserve"> Step 1: Allocate an Elastic IP</w:t>
+      </w:r>
+    </w:p>
+    <w:p>
+      <w:pPr>
+        <w:pStyle w:val="NoSpacing"/>
+        <w:numPr>
+          <w:ilvl w:val="0"/>
+          <w:numId w:val="3"/>
+        </w:numPr>
+      </w:pPr>
+      <w:r>
+        <w:t xml:space="preserve">Log in to </w:t>
+      </w:r>
+      <w:r>
+        <w:rPr>
+          <w:b/>
+          <w:bCs/>
+        </w:rPr>
+        <w:t>AWS Management Console</w:t>
+      </w:r>
+      <w:r>
+        <w:t>.</w:t>
+      </w:r>
+    </w:p>
+    <w:p>
+      <w:pPr>
+        <w:pStyle w:val="NoSpacing"/>
+        <w:numPr>
+          <w:ilvl w:val="0"/>
+          <w:numId w:val="3"/>
+        </w:numPr>
+      </w:pPr>
+      <w:r>
+        <w:t xml:space="preserve">Go to </w:t>
+      </w:r>
+      <w:r>
+        <w:rPr>
+          <w:b/>
+          <w:bCs/>
+        </w:rPr>
+        <w:t>EC2 service</w:t>
+      </w:r>
+      <w:r>
+        <w:t>.</w:t>
+      </w:r>
+    </w:p>
+    <w:p>
+      <w:pPr>
+        <w:pStyle w:val="NoSpacing"/>
+        <w:numPr>
+          <w:ilvl w:val="0"/>
+          <w:numId w:val="3"/>
+        </w:numPr>
+      </w:pPr>
+      <w:r>
+        <w:t xml:space="preserve">On the left menu, scroll down and click </w:t>
+      </w:r>
+      <w:r>
+        <w:rPr>
+          <w:b/>
+          <w:bCs/>
+        </w:rPr>
+        <w:t>Elastic IPs</w:t>
+      </w:r>
+      <w:r>
+        <w:t>.</w:t>
+      </w:r>
+    </w:p>
+    <w:p>
+      <w:pPr>
+        <w:pStyle w:val="NoSpacing"/>
+        <w:numPr>
+          <w:ilvl w:val="0"/>
+          <w:numId w:val="3"/>
+        </w:numPr>
+      </w:pPr>
+      <w:r>
+        <w:t xml:space="preserve">Click </w:t>
+      </w:r>
+      <w:r>
+        <w:rPr>
+          <w:b/>
+          <w:bCs/>
+        </w:rPr>
+        <w:t>Allocate Elastic IP address</w:t>
+      </w:r>
+      <w:r>
+        <w:t>.</w:t>
+      </w:r>
+    </w:p>
+    <w:p>
+      <w:pPr>
+        <w:pStyle w:val="NoSpacing"/>
+        <w:numPr>
+          <w:ilvl w:val="1"/>
+          <w:numId w:val="3"/>
+        </w:numPr>
+      </w:pPr>
+      <w:r>
+        <w:t>Leave settings as default (Amazon’s pool of IPv4).</w:t>
+      </w:r>
+    </w:p>
+    <w:p>
+      <w:pPr>
+        <w:pStyle w:val="NoSpacing"/>
+        <w:numPr>
+          <w:ilvl w:val="1"/>
+          <w:numId w:val="3"/>
+        </w:numPr>
+      </w:pPr>
+      <w:r>
+        <w:t xml:space="preserve">Click </w:t>
+      </w:r>
+      <w:r>
+        <w:rPr>
+          <w:b/>
+          <w:bCs/>
+        </w:rPr>
+        <w:t>Allocate</w:t>
+      </w:r>
+      <w:r>
+        <w:t>.</w:t>
+      </w:r>
+    </w:p>
+    <w:p>
+      <w:pPr>
+        <w:pStyle w:val="NoSpacing"/>
+        <w:numPr>
+          <w:ilvl w:val="0"/>
+          <w:numId w:val="3"/>
+        </w:numPr>
+      </w:pPr>
+      <w:r>
+        <w:t>Now you’ll see a new Elastic IP in the list.</w:t>
+      </w:r>
+    </w:p>
+    <w:p>
+      <w:pPr>
+        <w:pStyle w:val="NoSpacing"/>
+      </w:pPr>
+    </w:p>
+    <w:p>
+      <w:pPr>
+        <w:pStyle w:val="NoSpacing"/>
+        <w:rPr>
+          <w:b/>
+          <w:bCs/>
+        </w:rPr>
+      </w:pPr>
+      <w:r>
+        <w:rPr>
+          <w:rFonts w:ascii="Segoe UI Emoji" w:hAnsi="Segoe UI Emoji" w:cs="Segoe UI Emoji"/>
+          <w:b/>
+          <w:bCs/>
+        </w:rPr>
+        <w:t>🔹</w:t>
+      </w:r>
+      <w:r>
+        <w:rPr>
+          <w:b/>
+          <w:bCs/>
+        </w:rPr>
+        <w:t xml:space="preserve"> Step 2: Associate Elastic IP with your EC2</w:t>
+      </w:r>
+    </w:p>
+    <w:p>
+      <w:pPr>
+        <w:pStyle w:val="NoSpacing"/>
+        <w:numPr>
+          <w:ilvl w:val="0"/>
+          <w:numId w:val="4"/>
+        </w:numPr>
+      </w:pPr>
+      <w:r>
+        <w:t>Select the newly created Elastic IP.</w:t>
+      </w:r>
+    </w:p>
+    <w:p>
+      <w:pPr>
+        <w:pStyle w:val="NoSpacing"/>
+        <w:numPr>
+          <w:ilvl w:val="0"/>
+          <w:numId w:val="4"/>
+        </w:numPr>
+      </w:pPr>
+      <w:r>
+        <w:t xml:space="preserve">Click </w:t>
+      </w:r>
+      <w:r>
+        <w:rPr>
+          <w:b/>
+          <w:bCs/>
+        </w:rPr>
+        <w:t>Actions → Associate Elastic IP address</w:t>
+      </w:r>
+      <w:r>
+        <w:t>.</w:t>
+      </w:r>
+    </w:p>
+    <w:p>
+      <w:pPr>
+        <w:pStyle w:val="NoSpacing"/>
+        <w:numPr>
+          <w:ilvl w:val="0"/>
+          <w:numId w:val="4"/>
+        </w:numPr>
+      </w:pPr>
+      <w:r>
+        <w:t>In the pop-up:</w:t>
+      </w:r>
+    </w:p>
+    <w:p>
+      <w:pPr>
+        <w:pStyle w:val="NoSpacing"/>
+        <w:numPr>
+          <w:ilvl w:val="1"/>
+          <w:numId w:val="4"/>
+        </w:numPr>
+      </w:pPr>
+      <w:r>
+        <w:rPr>
+          <w:b/>
+          <w:bCs/>
+        </w:rPr>
+        <w:t>Resource type</w:t>
+      </w:r>
+      <w:r>
+        <w:t>: Instance</w:t>
+      </w:r>
+    </w:p>
+    <w:p>
+      <w:pPr>
+        <w:pStyle w:val="NoSpacing"/>
+        <w:numPr>
+          <w:ilvl w:val="1"/>
+          <w:numId w:val="4"/>
+        </w:numPr>
+      </w:pPr>
+      <w:r>
+        <w:rPr>
+          <w:b/>
+          <w:bCs/>
+        </w:rPr>
+        <w:t>Instance</w:t>
+      </w:r>
+      <w:r>
+        <w:t>: select your Jenkins EC2 instance</w:t>
+      </w:r>
+    </w:p>
+    <w:p>
+      <w:pPr>
+        <w:pStyle w:val="NoSpacing"/>
+        <w:numPr>
+          <w:ilvl w:val="1"/>
+          <w:numId w:val="4"/>
+        </w:numPr>
+      </w:pPr>
+      <w:r>
+        <w:rPr>
+          <w:b/>
+          <w:bCs/>
+        </w:rPr>
+        <w:t>Private IP</w:t>
+      </w:r>
+      <w:r>
+        <w:t>: choose the default one (usually ends with .xx).</w:t>
+      </w:r>
+    </w:p>
+    <w:p>
+      <w:pPr>
+        <w:pStyle w:val="NoSpacing"/>
+        <w:numPr>
+          <w:ilvl w:val="0"/>
+          <w:numId w:val="4"/>
+        </w:numPr>
+      </w:pPr>
+      <w:r>
+        <w:t xml:space="preserve">Click </w:t>
+      </w:r>
+      <w:r>
+        <w:rPr>
+          <w:b/>
+          <w:bCs/>
+        </w:rPr>
+        <w:t>Associate</w:t>
+      </w:r>
+      <w:r>
+        <w:t>.</w:t>
+      </w:r>
+    </w:p>
+    <w:p>
+      <w:pPr>
+        <w:pStyle w:val="NoSpacing"/>
+      </w:pPr>
+      <w:r>
+        <w:rPr>
+          <w:rFonts w:ascii="Segoe UI Emoji" w:hAnsi="Segoe UI Emoji" w:cs="Segoe UI Emoji"/>
+        </w:rPr>
+        <w:t>✅</w:t>
+      </w:r>
+      <w:r>
+        <w:t xml:space="preserve"> Now your EC2 has a </w:t>
+      </w:r>
+      <w:r>
+        <w:rPr>
+          <w:b/>
+          <w:bCs/>
+        </w:rPr>
+        <w:t>static public IP</w:t>
+      </w:r>
+      <w:r>
+        <w:t>.</w:t>
+      </w:r>
+    </w:p>
+    <w:p>
+      <w:pPr>
+        <w:pStyle w:val="NoSpacing"/>
+      </w:pPr>
+    </w:p>
+    <w:p>
+      <w:pPr>
+        <w:pStyle w:val="NoSpacing"/>
+        <w:rPr>
+          <w:b/>
+          <w:bCs/>
+        </w:rPr>
+      </w:pPr>
+      <w:r>
+        <w:rPr>
+          <w:rFonts w:ascii="Segoe UI Emoji" w:hAnsi="Segoe UI Emoji" w:cs="Segoe UI Emoji"/>
+          <w:b/>
+          <w:bCs/>
+        </w:rPr>
+        <w:t>🔹</w:t>
+      </w:r>
+      <w:r>
+        <w:rPr>
+          <w:b/>
+          <w:bCs/>
+        </w:rPr>
+        <w:t xml:space="preserve"> Step 3: Update Security Group</w:t>
+      </w:r>
+    </w:p>
+    <w:p>
+      <w:pPr>
+        <w:pStyle w:val="NoSpacing"/>
+        <w:numPr>
+          <w:ilvl w:val="0"/>
+          <w:numId w:val="5"/>
+        </w:numPr>
+      </w:pPr>
+      <w:r>
+        <w:t xml:space="preserve">Go to </w:t>
+      </w:r>
+      <w:r>
+        <w:rPr>
+          <w:b/>
+          <w:bCs/>
+        </w:rPr>
+        <w:t>Security Groups</w:t>
+      </w:r>
+      <w:r>
+        <w:t xml:space="preserve"> for your Jenkins EC2 instance.</w:t>
+      </w:r>
+    </w:p>
+    <w:p>
+      <w:pPr>
+        <w:pStyle w:val="NoSpacing"/>
+        <w:numPr>
+          <w:ilvl w:val="0"/>
+          <w:numId w:val="5"/>
+        </w:numPr>
+      </w:pPr>
+      <w:r>
+        <w:t xml:space="preserve">Edit inbound rules → make sure </w:t>
+      </w:r>
+      <w:r>
+        <w:rPr>
+          <w:b/>
+          <w:bCs/>
+        </w:rPr>
+        <w:t>TCP port 8080</w:t>
+      </w:r>
+      <w:r>
+        <w:t xml:space="preserve"> is allowed from:</w:t>
+      </w:r>
+    </w:p>
+    <w:p>
+      <w:pPr>
+        <w:pStyle w:val="NoSpacing"/>
+        <w:numPr>
+          <w:ilvl w:val="1"/>
+          <w:numId w:val="5"/>
+        </w:numPr>
+      </w:pPr>
+      <w:r>
+        <w:t>0.0.0.0/0 (open to all, but less secure)</w:t>
+      </w:r>
+    </w:p>
+    <w:p>
+      <w:pPr>
+        <w:pStyle w:val="NoSpacing"/>
+        <w:numPr>
+          <w:ilvl w:val="1"/>
+          <w:numId w:val="5"/>
+        </w:numPr>
+      </w:pPr>
+      <w:r>
+        <w:t xml:space="preserve">OR restrict to </w:t>
+      </w:r>
+      <w:r>
+        <w:rPr>
+          <w:b/>
+          <w:bCs/>
+        </w:rPr>
+        <w:t>GitHub/GitLab Webhook IP ranges</w:t>
+      </w:r>
+      <w:r>
+        <w:t xml:space="preserve"> for security.</w:t>
+      </w:r>
+    </w:p>
+    <w:p>
+      <w:pPr>
+        <w:pStyle w:val="NoSpacing"/>
+      </w:pPr>
+    </w:p>
+    <w:p>
+      <w:pPr>
+        <w:pStyle w:val="NoSpacing"/>
+      </w:pPr>
+      <w:r>
+        <w:t>======================================================================</w:t>
+      </w:r>
+    </w:p>
+    <w:p>
+      <w:pPr>
+        <w:pStyle w:val="NoSpacing"/>
+      </w:pPr>
+    </w:p>
+    <w:p>
+      <w:pPr>
+        <w:pStyle w:val="NoSpacing"/>
+        <w:rPr>
+          <w:b/>
+          <w:bCs/>
+        </w:rPr>
+      </w:pPr>
+      <w:r>
+        <w:rPr>
+          <w:b/>
+          <w:bCs/>
+        </w:rPr>
+        <w:t>Step 1: Create a New Jenkins Job</w:t>
+      </w:r>
+    </w:p>
+    <w:p>
+      <w:pPr>
+        <w:pStyle w:val="NoSpacing"/>
+        <w:numPr>
+          <w:ilvl w:val="0"/>
+          <w:numId w:val="6"/>
+        </w:numPr>
+      </w:pPr>
+      <w:r>
+        <w:t>Log in to Jenkins.</w:t>
+      </w:r>
+    </w:p>
+    <w:p>
+      <w:pPr>
+        <w:pStyle w:val="NoSpacing"/>
+        <w:numPr>
+          <w:ilvl w:val="0"/>
+          <w:numId w:val="6"/>
+        </w:numPr>
+      </w:pPr>
+      <w:r>
+        <w:t xml:space="preserve">Click </w:t>
+      </w:r>
+      <w:r>
+        <w:rPr>
+          <w:b/>
+          <w:bCs/>
+        </w:rPr>
+        <w:t>“New Item”</w:t>
+      </w:r>
+      <w:r>
+        <w:t>.</w:t>
+      </w:r>
+    </w:p>
+    <w:p>
+      <w:pPr>
+        <w:pStyle w:val="NoSpacing"/>
+        <w:numPr>
+          <w:ilvl w:val="0"/>
+          <w:numId w:val="6"/>
+        </w:numPr>
+      </w:pPr>
+      <w:r>
+        <w:t>Enter a job name (e.g., Playwright-Automation-Build).</w:t>
+      </w:r>
+    </w:p>
+    <w:p>
+      <w:pPr>
+        <w:pStyle w:val="NoSpacing"/>
+        <w:numPr>
+          <w:ilvl w:val="0"/>
+          <w:numId w:val="6"/>
+        </w:numPr>
+      </w:pPr>
+      <w:r>
+        <w:t xml:space="preserve">Select </w:t>
+      </w:r>
+      <w:r>
+        <w:rPr>
+          <w:b/>
+          <w:bCs/>
+        </w:rPr>
+        <w:t>“Freestyle project”</w:t>
+      </w:r>
+      <w:r>
+        <w:t xml:space="preserve"> (or </w:t>
+      </w:r>
+      <w:r>
+        <w:rPr>
+          <w:b/>
+          <w:bCs/>
+        </w:rPr>
+        <w:t>Pipeline</w:t>
+      </w:r>
+      <w:r>
+        <w:t xml:space="preserve"> if you want scripted).</w:t>
+      </w:r>
+    </w:p>
+    <w:p>
+      <w:pPr>
+        <w:pStyle w:val="NoSpacing"/>
+        <w:numPr>
+          <w:ilvl w:val="0"/>
+          <w:numId w:val="6"/>
+        </w:numPr>
+      </w:pPr>
+      <w:r>
+        <w:t xml:space="preserve">Click </w:t>
+      </w:r>
+      <w:r>
+        <w:rPr>
+          <w:b/>
+          <w:bCs/>
+        </w:rPr>
+        <w:t>OK</w:t>
+      </w:r>
+      <w:r>
+        <w:t>.</w:t>
+      </w:r>
+    </w:p>
+    <w:p>
+      <w:pPr>
+        <w:pStyle w:val="NoSpacing"/>
+      </w:pPr>
+      <w:r>
+        <w:pict w14:anchorId="1676A878">
+          <v:rect id="_x0000_i1079" style="width:0;height:1.5pt" o:hralign="center" o:hrstd="t" o:hr="t" fillcolor="#a0a0a0" stroked="f"/>
+        </w:pict>
+      </w:r>
+    </w:p>
+    <w:p>
+      <w:pPr>
+        <w:pStyle w:val="NoSpacing"/>
+        <w:rPr>
+          <w:b/>
+          <w:bCs/>
+        </w:rPr>
+      </w:pPr>
+      <w:r>
+        <w:rPr>
+          <w:b/>
+          <w:bCs/>
+        </w:rPr>
+        <w:t>Step 2: Configure Source Code Management</w:t>
+      </w:r>
+    </w:p>
+    <w:p>
+      <w:pPr>
+        <w:pStyle w:val="NoSpacing"/>
+        <w:numPr>
+          <w:ilvl w:val="0"/>
+          <w:numId w:val="7"/>
+        </w:numPr>
+      </w:pPr>
+      <w:r>
+        <w:t xml:space="preserve">Under </w:t>
+      </w:r>
+      <w:r>
+        <w:rPr>
+          <w:b/>
+          <w:bCs/>
+        </w:rPr>
+        <w:t>Source Code Management</w:t>
+      </w:r>
+      <w:r>
+        <w:t xml:space="preserve">, select </w:t>
+      </w:r>
+      <w:r>
+        <w:rPr>
+          <w:b/>
+          <w:bCs/>
+        </w:rPr>
+        <w:t>Git</w:t>
+      </w:r>
+      <w:r>
+        <w:t>.</w:t>
+      </w:r>
+    </w:p>
+    <w:p>
+      <w:pPr>
+        <w:pStyle w:val="NoSpacing"/>
+        <w:numPr>
+          <w:ilvl w:val="0"/>
+          <w:numId w:val="7"/>
+        </w:numPr>
+      </w:pPr>
+      <w:r>
+        <w:t>Provide your repo URL (HTTPS or SSH).</w:t>
+      </w:r>
+      <w:r>
+        <w:br/>
+        <w:t>Example:</w:t>
+      </w:r>
+    </w:p>
+    <w:p>
+      <w:pPr>
+        <w:pStyle w:val="NoSpacing"/>
+        <w:numPr>
+          <w:ilvl w:val="0"/>
+          <w:numId w:val="7"/>
+        </w:numPr>
+      </w:pPr>
+      <w:r>
+        <w:t>https://github.com/your-org/your-repo.git</w:t>
+      </w:r>
+    </w:p>
+    <w:p>
+      <w:pPr>
+        <w:pStyle w:val="NoSpacing"/>
+        <w:numPr>
+          <w:ilvl w:val="0"/>
+          <w:numId w:val="7"/>
+        </w:numPr>
+      </w:pPr>
+      <w:r>
+        <w:t>Add credentials if needed.</w:t>
+      </w:r>
+    </w:p>
+    <w:p>
+      <w:pPr>
+        <w:pStyle w:val="NoSpacing"/>
+        <w:numPr>
+          <w:ilvl w:val="0"/>
+          <w:numId w:val="7"/>
+        </w:numPr>
+      </w:pPr>
+      <w:r>
+        <w:t>Choose the branch (main, master, or develop).</w:t>
+      </w:r>
+    </w:p>
+    <w:p>
+      <w:pPr>
+        <w:pStyle w:val="NoSpacing"/>
+      </w:pPr>
+      <w:r>
+        <w:pict w14:anchorId="6129B665">
+          <v:rect id="_x0000_i1080" style="width:0;height:1.5pt" o:hralign="center" o:hrstd="t" o:hr="t" fillcolor="#a0a0a0" stroked="f"/>
+        </w:pict>
+      </w:r>
+    </w:p>
+    <w:p>
+      <w:pPr>
+        <w:pStyle w:val="NoSpacing"/>
+        <w:rPr>
+          <w:b/>
+          <w:bCs/>
+        </w:rPr>
+      </w:pPr>
+      <w:r>
+        <w:rPr>
+          <w:b/>
+          <w:bCs/>
+        </w:rPr>
+        <w:t>Step 3: Build Triggers (Webhook Integration)</w:t>
+      </w:r>
+    </w:p>
+    <w:p>
+      <w:pPr>
+        <w:pStyle w:val="NoSpacing"/>
+        <w:numPr>
+          <w:ilvl w:val="0"/>
+          <w:numId w:val="8"/>
+        </w:numPr>
+      </w:pPr>
+      <w:r>
+        <w:t xml:space="preserve">Go to </w:t>
+      </w:r>
+      <w:r>
+        <w:rPr>
+          <w:b/>
+          <w:bCs/>
+        </w:rPr>
+        <w:t>Build Triggers</w:t>
+      </w:r>
+      <w:r>
+        <w:t>.</w:t>
+      </w:r>
+    </w:p>
+    <w:p>
+      <w:pPr>
+        <w:pStyle w:val="NoSpacing"/>
+        <w:numPr>
+          <w:ilvl w:val="0"/>
+          <w:numId w:val="8"/>
+        </w:numPr>
+      </w:pPr>
+      <w:r>
+        <w:t xml:space="preserve">Tick </w:t>
+      </w:r>
+      <w:r>
+        <w:rPr>
+          <w:b/>
+          <w:bCs/>
+        </w:rPr>
+        <w:t xml:space="preserve">“GitHub hook trigger for </w:t>
+      </w:r>
+      <w:proofErr w:type="spellStart"/>
+      <w:r>
+        <w:rPr>
+          <w:b/>
+          <w:bCs/>
+        </w:rPr>
+        <w:t>GITScm</w:t>
+      </w:r>
+      <w:proofErr w:type="spellEnd"/>
+      <w:r>
+        <w:rPr>
+          <w:b/>
+          <w:bCs/>
+        </w:rPr>
+        <w:t xml:space="preserve"> polling”</w:t>
+      </w:r>
+      <w:r>
+        <w:t xml:space="preserve"> (if GitHub).</w:t>
+      </w:r>
+    </w:p>
+    <w:p>
+      <w:pPr>
+        <w:pStyle w:val="NoSpacing"/>
+        <w:numPr>
+          <w:ilvl w:val="1"/>
+          <w:numId w:val="8"/>
+        </w:numPr>
+      </w:pPr>
+      <w:r>
+        <w:t xml:space="preserve">For GitLab: use </w:t>
+      </w:r>
+      <w:r>
+        <w:rPr>
+          <w:b/>
+          <w:bCs/>
+        </w:rPr>
+        <w:t>“Build when a change is pushed to GitLab”</w:t>
+      </w:r>
+      <w:r>
+        <w:t>.</w:t>
+      </w:r>
+    </w:p>
+    <w:p>
+      <w:pPr>
+        <w:pStyle w:val="NoSpacing"/>
+        <w:numPr>
+          <w:ilvl w:val="0"/>
+          <w:numId w:val="8"/>
+        </w:numPr>
+      </w:pPr>
+      <w:r>
+        <w:t>Save the job.</w:t>
+      </w:r>
+    </w:p>
+    <w:p>
+      <w:pPr>
+        <w:pStyle w:val="NoSpacing"/>
+      </w:pPr>
+      <w:r>
+        <w:pict w14:anchorId="18472061">
+          <v:rect id="_x0000_i1081" style="width:0;height:1.5pt" o:hralign="center" o:hrstd="t" o:hr="t" fillcolor="#a0a0a0" stroked="f"/>
+        </w:pict>
+      </w:r>
+    </w:p>
+    <w:p>
+      <w:pPr>
+        <w:pStyle w:val="NoSpacing"/>
+        <w:rPr>
+          <w:b/>
+          <w:bCs/>
+        </w:rPr>
+      </w:pPr>
+      <w:r>
+        <w:rPr>
+          <w:b/>
+          <w:bCs/>
+        </w:rPr>
+        <w:t>Step 4: Configure GitHub/GitLab Webhook</w:t>
+      </w:r>
+    </w:p>
+    <w:p>
+      <w:pPr>
+        <w:pStyle w:val="NoSpacing"/>
+        <w:numPr>
+          <w:ilvl w:val="0"/>
+          <w:numId w:val="9"/>
+        </w:numPr>
+      </w:pPr>
+      <w:r>
+        <w:t xml:space="preserve">Go to your repo → </w:t>
+      </w:r>
+      <w:r>
+        <w:rPr>
+          <w:b/>
+          <w:bCs/>
+        </w:rPr>
+        <w:t>Settings → Webhooks</w:t>
+      </w:r>
+      <w:r>
+        <w:t>.</w:t>
+      </w:r>
+    </w:p>
+    <w:p>
+      <w:pPr>
+        <w:pStyle w:val="NoSpacing"/>
+        <w:numPr>
+          <w:ilvl w:val="0"/>
+          <w:numId w:val="9"/>
+        </w:numPr>
+      </w:pPr>
+      <w:r>
+        <w:t>Add a new webhook:</w:t>
+      </w:r>
+    </w:p>
+    <w:p>
+      <w:pPr>
+        <w:pStyle w:val="NoSpacing"/>
+        <w:numPr>
+          <w:ilvl w:val="1"/>
+          <w:numId w:val="9"/>
+        </w:numPr>
+      </w:pPr>
+      <w:r>
+        <w:rPr>
+          <w:b/>
+          <w:bCs/>
+        </w:rPr>
+        <w:t>Payload URL</w:t>
+      </w:r>
+      <w:r>
+        <w:t>:</w:t>
+      </w:r>
+    </w:p>
+    <w:p>
+      <w:pPr>
+        <w:pStyle w:val="NoSpacing"/>
+        <w:numPr>
+          <w:ilvl w:val="1"/>
+          <w:numId w:val="9"/>
+        </w:numPr>
+      </w:pPr>
+      <w:r>
+        <w:t>http://&lt;your-ec2-public-ip&gt;:8080/github-webhook/</w:t>
+      </w:r>
+    </w:p>
+    <w:p>
+      <w:pPr>
+        <w:pStyle w:val="NoSpacing"/>
+        <w:numPr>
+          <w:ilvl w:val="1"/>
+          <w:numId w:val="9"/>
+        </w:numPr>
+      </w:pPr>
+      <w:r>
+        <w:t>Content type: application/</w:t>
+      </w:r>
+      <w:proofErr w:type="spellStart"/>
+      <w:r>
+        <w:t>json</w:t>
+      </w:r>
+      <w:proofErr w:type="spellEnd"/>
+      <w:r>
+        <w:t>.</w:t>
+      </w:r>
+    </w:p>
+    <w:p>
+      <w:pPr>
+        <w:pStyle w:val="NoSpacing"/>
+        <w:numPr>
+          <w:ilvl w:val="1"/>
+          <w:numId w:val="9"/>
+        </w:numPr>
+      </w:pPr>
+      <w:r>
+        <w:t>Events: “Just the push event”.</w:t>
+      </w:r>
+    </w:p>
+    <w:p>
+      <w:pPr>
+        <w:pStyle w:val="NoSpacing"/>
+        <w:numPr>
+          <w:ilvl w:val="0"/>
+          <w:numId w:val="9"/>
+        </w:numPr>
+      </w:pPr>
+      <w:r>
+        <w:lastRenderedPageBreak/>
+        <w:t>Save webhook.</w:t>
+      </w:r>
+    </w:p>
+    <w:p>
+      <w:pPr>
+        <w:pStyle w:val="NoSpacing"/>
+      </w:pPr>
+      <w:r>
+        <w:rPr>
+          <w:rFonts w:ascii="Segoe UI Symbol" w:hAnsi="Segoe UI Symbol" w:cs="Segoe UI Symbol"/>
+        </w:rPr>
+        <w:t>⚠</w:t>
+      </w:r>
+      <w:r>
+        <w:t xml:space="preserve"> Make sure port </w:t>
+      </w:r>
+      <w:r>
+        <w:rPr>
+          <w:b/>
+          <w:bCs/>
+        </w:rPr>
+        <w:t>8080</w:t>
+      </w:r>
+      <w:r>
+        <w:t xml:space="preserve"> is open in your EC2 Security Group.</w:t>
+      </w:r>
+    </w:p>
+    <w:p>
+      <w:pPr>
+        <w:pStyle w:val="NoSpacing"/>
+      </w:pPr>
+      <w:r>
+        <w:pict w14:anchorId="7BB1DAFD">
+          <v:rect id="_x0000_i1082" style="width:0;height:1.5pt" o:hralign="center" o:hrstd="t" o:hr="t" fillcolor="#a0a0a0" stroked="f"/>
+        </w:pict>
+      </w:r>
+    </w:p>
+    <w:p>
+      <w:pPr>
+        <w:pStyle w:val="NoSpacing"/>
+        <w:rPr>
+          <w:b/>
+          <w:bCs/>
+        </w:rPr>
+      </w:pPr>
+      <w:r>
+        <w:rPr>
+          <w:b/>
+          <w:bCs/>
+        </w:rPr>
+        <w:t>Step 5: Add Build Step to Compile Code</w:t>
+      </w:r>
+    </w:p>
+    <w:p>
+      <w:pPr>
+        <w:pStyle w:val="NoSpacing"/>
+        <w:numPr>
+          <w:ilvl w:val="0"/>
+          <w:numId w:val="10"/>
+        </w:numPr>
+      </w:pPr>
+      <w:r>
+        <w:t xml:space="preserve">In the job config, scroll to </w:t>
+      </w:r>
+      <w:r>
+        <w:rPr>
+          <w:b/>
+          <w:bCs/>
+        </w:rPr>
+        <w:t>Build → Add build step</w:t>
+      </w:r>
+      <w:r>
+        <w:t>.</w:t>
+      </w:r>
+    </w:p>
+    <w:p>
+      <w:pPr>
+        <w:pStyle w:val="NoSpacing"/>
+        <w:numPr>
+          <w:ilvl w:val="1"/>
+          <w:numId w:val="10"/>
+        </w:numPr>
+      </w:pPr>
+      <w:r>
+        <w:t xml:space="preserve">If using </w:t>
+      </w:r>
+      <w:r>
+        <w:rPr>
+          <w:b/>
+          <w:bCs/>
+        </w:rPr>
+        <w:t>Maven</w:t>
+      </w:r>
+      <w:r>
+        <w:t>:</w:t>
+      </w:r>
+    </w:p>
+    <w:p>
+      <w:pPr>
+        <w:pStyle w:val="NoSpacing"/>
+        <w:numPr>
+          <w:ilvl w:val="1"/>
+          <w:numId w:val="10"/>
+        </w:numPr>
+      </w:pPr>
+      <w:proofErr w:type="spellStart"/>
+      <w:r>
+        <w:t>mvn</w:t>
+      </w:r>
+      <w:proofErr w:type="spellEnd"/>
+      <w:r>
+        <w:t xml:space="preserve"> clean install</w:t>
+      </w:r>
+    </w:p>
+    <w:p>
+      <w:pPr>
+        <w:pStyle w:val="NoSpacing"/>
+        <w:numPr>
+          <w:ilvl w:val="1"/>
+          <w:numId w:val="10"/>
+        </w:numPr>
+      </w:pPr>
+      <w:r>
+        <w:t xml:space="preserve">If using </w:t>
+      </w:r>
+      <w:r>
+        <w:rPr>
+          <w:b/>
+          <w:bCs/>
+        </w:rPr>
+        <w:t>Gradle</w:t>
+      </w:r>
+      <w:r>
+        <w:t>:</w:t>
+      </w:r>
+    </w:p>
+    <w:p>
+      <w:pPr>
+        <w:pStyle w:val="NoSpacing"/>
+        <w:numPr>
+          <w:ilvl w:val="1"/>
+          <w:numId w:val="10"/>
+        </w:numPr>
+      </w:pPr>
+      <w:r>
+        <w:t>./</w:t>
+      </w:r>
+      <w:proofErr w:type="spellStart"/>
+      <w:r>
+        <w:t>gradlew</w:t>
+      </w:r>
+      <w:proofErr w:type="spellEnd"/>
+      <w:r>
+        <w:t xml:space="preserve"> build</w:t>
+      </w:r>
+    </w:p>
+    <w:p>
+      <w:pPr>
+        <w:pStyle w:val="NoSpacing"/>
+      </w:pPr>
+      <w:r>
+        <w:pict w14:anchorId="712B0D20">
+          <v:rect id="_x0000_i1083" style="width:0;height:1.5pt" o:hralign="center" o:hrstd="t" o:hr="t" fillcolor="#a0a0a0" stroked="f"/>
+        </w:pict>
+      </w:r>
+    </w:p>
+    <w:p>
+      <w:pPr>
+        <w:pStyle w:val="NoSpacing"/>
+        <w:rPr>
+          <w:b/>
+          <w:bCs/>
+        </w:rPr>
+      </w:pPr>
+      <w:r>
+        <w:rPr>
+          <w:b/>
+          <w:bCs/>
+        </w:rPr>
+        <w:t>Step 6: Save and Test</w:t>
+      </w:r>
+    </w:p>
+    <w:p>
+      <w:pPr>
+        <w:pStyle w:val="NoSpacing"/>
+        <w:numPr>
+          <w:ilvl w:val="0"/>
+          <w:numId w:val="11"/>
+        </w:numPr>
+      </w:pPr>
+      <w:r>
+        <w:t>Push code to your GitHub/GitLab repo.</w:t>
+      </w:r>
+    </w:p>
+    <w:p>
+      <w:pPr>
+        <w:pStyle w:val="NoSpacing"/>
+        <w:numPr>
+          <w:ilvl w:val="0"/>
+          <w:numId w:val="11"/>
+        </w:numPr>
+      </w:pPr>
+      <w:r>
+        <w:t>The webhook will notify Jenkins.</w:t>
+      </w:r>
+    </w:p>
+    <w:p>
+      <w:pPr>
+        <w:pStyle w:val="NoSpacing"/>
+        <w:numPr>
+          <w:ilvl w:val="0"/>
+          <w:numId w:val="11"/>
+        </w:numPr>
+      </w:pPr>
+      <w:r>
+        <w:t>Jenkins will pull code → compile with Maven → mark job success/failure.</w:t>
+      </w:r>
+    </w:p>
+    <w:p>
+      <w:pPr>
+        <w:pStyle w:val="NoSpacing"/>
+      </w:pPr>
+      <w:r>
+        <w:pict w14:anchorId="1BA37026">
+          <v:rect id="_x0000_i1084" style="width:0;height:1.5pt" o:hralign="center" o:hrstd="t" o:hr="t" fillcolor="#a0a0a0" stroked="f"/>
+        </w:pict>
+      </w:r>
+    </w:p>
+    <w:p>
+      <w:pPr>
+        <w:pStyle w:val="NoSpacing"/>
+      </w:pPr>
+      <w:r>
+        <w:rPr>
+          <w:rFonts w:ascii="Segoe UI Emoji" w:hAnsi="Segoe UI Emoji" w:cs="Segoe UI Emoji"/>
+        </w:rPr>
+        <w:t>✅</w:t>
+      </w:r>
+      <w:r>
+        <w:t xml:space="preserve"> That’s the </w:t>
+      </w:r>
+      <w:r>
+        <w:rPr>
+          <w:b/>
+          <w:bCs/>
+        </w:rPr>
+        <w:t>Freestyle way</w:t>
+      </w:r>
+      <w:r>
+        <w:t xml:space="preserve">. If you prefer </w:t>
+      </w:r>
+      <w:r>
+        <w:rPr>
+          <w:b/>
+          <w:bCs/>
+        </w:rPr>
+        <w:t>Pipeline</w:t>
+      </w:r>
+      <w:r>
+        <w:t xml:space="preserve">, you’d use a </w:t>
+      </w:r>
+      <w:r>
+        <w:t>Jenkins file</w:t>
+      </w:r>
+      <w:r>
+        <w:t xml:space="preserve"> with a pipeline {} block (Git clone + Maven build).</w:t>
+      </w:r>
+    </w:p>
+    <w:p>
+      <w:pPr>
+        <w:pStyle w:val="NoSpacing"/>
+      </w:pPr>
+    </w:p>
+    <w:p>
+      <w:pPr>
+        <w:pStyle w:val="NoSpacing"/>
+      </w:pPr>
+    </w:p>
+    <w:p>
+      <w:pPr>
+        <w:pStyle w:val="NoSpacing"/>
+      </w:pPr>
+    </w:p>
+    <w:p>
+      <w:pPr>
+        <w:pStyle w:val="NoSpacing"/>
+      </w:pPr>
+    </w:p>
+    <w:p>
+      <w:pPr>
+        <w:pStyle w:val="NoSpacing"/>
+      </w:pPr>
     </w:p>
     <w:sectPr>
       <w:pgSz w:w="11906" w:h="16838"/>
@@ -40,6 +1959,1347 @@
     </w:sectPr>
   </w:body>
 </w:document>
+</file>
+
+<file path=word/numbering.xml><?xml version="1.0" encoding="utf-8"?>
+<w:numbering xmlns:wpc="http://schemas.microsoft.com/office/word/2010/wordprocessingCanvas" xmlns:cx="http://schemas.microsoft.com/office/drawing/2014/chartex" xmlns:cx1="http://schemas.microsoft.com/office/drawing/2015/9/8/chartex" xmlns:cx2="http://schemas.microsoft.com/office/drawing/2015/10/21/chartex" xmlns:cx3="http://schemas.microsoft.com/office/drawing/2016/5/9/chartex" xmlns:cx4="http://schemas.microsoft.com/office/drawing/2016/5/10/chartex" xmlns:cx5="http://schemas.microsoft.com/office/drawing/2016/5/11/chartex" xmlns:cx6="http://schemas.microsoft.com/office/drawing/2016/5/12/chartex" xmlns:cx7="http://schemas.microsoft.com/office/drawing/2016/5/13/chartex" xmlns:cx8="http://schemas.microsoft.com/office/drawing/2016/5/14/chartex" xmlns:mc="http://schemas.openxmlformats.org/markup-compatibility/2006" xmlns:aink="http://schemas.microsoft.com/office/drawing/2016/ink" xmlns:am3d="http://schemas.microsoft.com/office/drawing/2017/model3d" xmlns:o="urn:schemas-microsoft-com:office:office" xmlns:oel="http://schemas.microsoft.com/office/2019/extlst" xmlns:r="http://schemas.openxmlformats.org/officeDocument/2006/relationships" xmlns:m="http://schemas.openxmlformats.org/officeDocument/2006/math" xmlns:v="urn:schemas-microsoft-com:vml" xmlns:wp14="http://schemas.microsoft.com/office/word/2010/wordprocessingDrawing" xmlns:wp="http://schemas.openxmlformats.org/drawingml/2006/wordprocessingDrawing" xmlns:w10="urn:schemas-microsoft-com:office:word" xmlns:w="http://schemas.openxmlformats.org/wordprocessingml/2006/main" xmlns:w14="http://schemas.microsoft.com/office/word/2010/wordml" xmlns:w15="http://schemas.microsoft.com/office/word/2012/wordml" xmlns:w16cex="http://schemas.microsoft.com/office/word/2018/wordml/cex" xmlns:w16cid="http://schemas.microsoft.com/office/word/2016/wordml/cid" xmlns:w16="http://schemas.microsoft.com/office/word/2018/wordml" xmlns:w16du="http://schemas.microsoft.com/office/word/2023/wordml/word16du" xmlns:w16sdtdh="http://schemas.microsoft.com/office/word/2020/wordml/sdtdatahash" xmlns:w16sdtfl="http://schemas.microsoft.com/office/word/2024/wordml/sdtformatlock" xmlns:w16se="http://schemas.microsoft.com/office/word/2015/wordml/symex" xmlns:wpg="http://schemas.microsoft.com/office/word/2010/wordprocessingGroup" xmlns:wpi="http://schemas.microsoft.com/office/word/2010/wordprocessingInk" xmlns:wne="http://schemas.microsoft.com/office/word/2006/wordml" xmlns:wps="http://schemas.microsoft.com/office/word/2010/wordprocessingShape" mc:Ignorable="w14 w15 w16se w16cid w16 w16cex w16sdtdh w16sdtfl w16du wp14">
+  <w:abstractNum w:abstractNumId="0" w15:restartNumberingAfterBreak="0">
+    <w:nsid w:val="15C024ED"/>
+    <w:multiLevelType w:val="multilevel"/>
+    <w:tmpl w:val="9A04087A"/>
+    <w:lvl w:ilvl="0">
+      <w:start w:val="1"/>
+      <w:numFmt w:val="decimal"/>
+      <w:lvlText w:val="%1."/>
+      <w:lvlJc w:val="left"/>
+      <w:pPr>
+        <w:tabs>
+          <w:tab w:val="num" w:pos="720"/>
+        </w:tabs>
+        <w:ind w:left="720" w:hanging="360"/>
+      </w:pPr>
+    </w:lvl>
+    <w:lvl w:ilvl="1">
+      <w:start w:val="1"/>
+      <w:numFmt w:val="bullet"/>
+      <w:lvlText w:val="o"/>
+      <w:lvlJc w:val="left"/>
+      <w:pPr>
+        <w:tabs>
+          <w:tab w:val="num" w:pos="1440"/>
+        </w:tabs>
+        <w:ind w:left="1440" w:hanging="360"/>
+      </w:pPr>
+      <w:rPr>
+        <w:rFonts w:ascii="Courier New" w:hAnsi="Courier New" w:hint="default"/>
+        <w:sz w:val="20"/>
+      </w:rPr>
+    </w:lvl>
+    <w:lvl w:ilvl="2" w:tentative="1">
+      <w:start w:val="1"/>
+      <w:numFmt w:val="decimal"/>
+      <w:lvlText w:val="%3."/>
+      <w:lvlJc w:val="left"/>
+      <w:pPr>
+        <w:tabs>
+          <w:tab w:val="num" w:pos="2160"/>
+        </w:tabs>
+        <w:ind w:left="2160" w:hanging="360"/>
+      </w:pPr>
+    </w:lvl>
+    <w:lvl w:ilvl="3" w:tentative="1">
+      <w:start w:val="1"/>
+      <w:numFmt w:val="decimal"/>
+      <w:lvlText w:val="%4."/>
+      <w:lvlJc w:val="left"/>
+      <w:pPr>
+        <w:tabs>
+          <w:tab w:val="num" w:pos="2880"/>
+        </w:tabs>
+        <w:ind w:left="2880" w:hanging="360"/>
+      </w:pPr>
+    </w:lvl>
+    <w:lvl w:ilvl="4" w:tentative="1">
+      <w:start w:val="1"/>
+      <w:numFmt w:val="decimal"/>
+      <w:lvlText w:val="%5."/>
+      <w:lvlJc w:val="left"/>
+      <w:pPr>
+        <w:tabs>
+          <w:tab w:val="num" w:pos="3600"/>
+        </w:tabs>
+        <w:ind w:left="3600" w:hanging="360"/>
+      </w:pPr>
+    </w:lvl>
+    <w:lvl w:ilvl="5" w:tentative="1">
+      <w:start w:val="1"/>
+      <w:numFmt w:val="decimal"/>
+      <w:lvlText w:val="%6."/>
+      <w:lvlJc w:val="left"/>
+      <w:pPr>
+        <w:tabs>
+          <w:tab w:val="num" w:pos="4320"/>
+        </w:tabs>
+        <w:ind w:left="4320" w:hanging="360"/>
+      </w:pPr>
+    </w:lvl>
+    <w:lvl w:ilvl="6" w:tentative="1">
+      <w:start w:val="1"/>
+      <w:numFmt w:val="decimal"/>
+      <w:lvlText w:val="%7."/>
+      <w:lvlJc w:val="left"/>
+      <w:pPr>
+        <w:tabs>
+          <w:tab w:val="num" w:pos="5040"/>
+        </w:tabs>
+        <w:ind w:left="5040" w:hanging="360"/>
+      </w:pPr>
+    </w:lvl>
+    <w:lvl w:ilvl="7" w:tentative="1">
+      <w:start w:val="1"/>
+      <w:numFmt w:val="decimal"/>
+      <w:lvlText w:val="%8."/>
+      <w:lvlJc w:val="left"/>
+      <w:pPr>
+        <w:tabs>
+          <w:tab w:val="num" w:pos="5760"/>
+        </w:tabs>
+        <w:ind w:left="5760" w:hanging="360"/>
+      </w:pPr>
+    </w:lvl>
+    <w:lvl w:ilvl="8" w:tentative="1">
+      <w:start w:val="1"/>
+      <w:numFmt w:val="decimal"/>
+      <w:lvlText w:val="%9."/>
+      <w:lvlJc w:val="left"/>
+      <w:pPr>
+        <w:tabs>
+          <w:tab w:val="num" w:pos="6480"/>
+        </w:tabs>
+        <w:ind w:left="6480" w:hanging="360"/>
+      </w:pPr>
+    </w:lvl>
+  </w:abstractNum>
+  <w:abstractNum w:abstractNumId="1" w15:restartNumberingAfterBreak="0">
+    <w:nsid w:val="17874E6B"/>
+    <w:multiLevelType w:val="multilevel"/>
+    <w:tmpl w:val="38768B66"/>
+    <w:lvl w:ilvl="0">
+      <w:start w:val="1"/>
+      <w:numFmt w:val="decimal"/>
+      <w:lvlText w:val="%1."/>
+      <w:lvlJc w:val="left"/>
+      <w:pPr>
+        <w:tabs>
+          <w:tab w:val="num" w:pos="720"/>
+        </w:tabs>
+        <w:ind w:left="720" w:hanging="360"/>
+      </w:pPr>
+    </w:lvl>
+    <w:lvl w:ilvl="1" w:tentative="1">
+      <w:start w:val="1"/>
+      <w:numFmt w:val="decimal"/>
+      <w:lvlText w:val="%2."/>
+      <w:lvlJc w:val="left"/>
+      <w:pPr>
+        <w:tabs>
+          <w:tab w:val="num" w:pos="1440"/>
+        </w:tabs>
+        <w:ind w:left="1440" w:hanging="360"/>
+      </w:pPr>
+    </w:lvl>
+    <w:lvl w:ilvl="2" w:tentative="1">
+      <w:start w:val="1"/>
+      <w:numFmt w:val="decimal"/>
+      <w:lvlText w:val="%3."/>
+      <w:lvlJc w:val="left"/>
+      <w:pPr>
+        <w:tabs>
+          <w:tab w:val="num" w:pos="2160"/>
+        </w:tabs>
+        <w:ind w:left="2160" w:hanging="360"/>
+      </w:pPr>
+    </w:lvl>
+    <w:lvl w:ilvl="3" w:tentative="1">
+      <w:start w:val="1"/>
+      <w:numFmt w:val="decimal"/>
+      <w:lvlText w:val="%4."/>
+      <w:lvlJc w:val="left"/>
+      <w:pPr>
+        <w:tabs>
+          <w:tab w:val="num" w:pos="2880"/>
+        </w:tabs>
+        <w:ind w:left="2880" w:hanging="360"/>
+      </w:pPr>
+    </w:lvl>
+    <w:lvl w:ilvl="4" w:tentative="1">
+      <w:start w:val="1"/>
+      <w:numFmt w:val="decimal"/>
+      <w:lvlText w:val="%5."/>
+      <w:lvlJc w:val="left"/>
+      <w:pPr>
+        <w:tabs>
+          <w:tab w:val="num" w:pos="3600"/>
+        </w:tabs>
+        <w:ind w:left="3600" w:hanging="360"/>
+      </w:pPr>
+    </w:lvl>
+    <w:lvl w:ilvl="5" w:tentative="1">
+      <w:start w:val="1"/>
+      <w:numFmt w:val="decimal"/>
+      <w:lvlText w:val="%6."/>
+      <w:lvlJc w:val="left"/>
+      <w:pPr>
+        <w:tabs>
+          <w:tab w:val="num" w:pos="4320"/>
+        </w:tabs>
+        <w:ind w:left="4320" w:hanging="360"/>
+      </w:pPr>
+    </w:lvl>
+    <w:lvl w:ilvl="6" w:tentative="1">
+      <w:start w:val="1"/>
+      <w:numFmt w:val="decimal"/>
+      <w:lvlText w:val="%7."/>
+      <w:lvlJc w:val="left"/>
+      <w:pPr>
+        <w:tabs>
+          <w:tab w:val="num" w:pos="5040"/>
+        </w:tabs>
+        <w:ind w:left="5040" w:hanging="360"/>
+      </w:pPr>
+    </w:lvl>
+    <w:lvl w:ilvl="7" w:tentative="1">
+      <w:start w:val="1"/>
+      <w:numFmt w:val="decimal"/>
+      <w:lvlText w:val="%8."/>
+      <w:lvlJc w:val="left"/>
+      <w:pPr>
+        <w:tabs>
+          <w:tab w:val="num" w:pos="5760"/>
+        </w:tabs>
+        <w:ind w:left="5760" w:hanging="360"/>
+      </w:pPr>
+    </w:lvl>
+    <w:lvl w:ilvl="8" w:tentative="1">
+      <w:start w:val="1"/>
+      <w:numFmt w:val="decimal"/>
+      <w:lvlText w:val="%9."/>
+      <w:lvlJc w:val="left"/>
+      <w:pPr>
+        <w:tabs>
+          <w:tab w:val="num" w:pos="6480"/>
+        </w:tabs>
+        <w:ind w:left="6480" w:hanging="360"/>
+      </w:pPr>
+    </w:lvl>
+  </w:abstractNum>
+  <w:abstractNum w:abstractNumId="2" w15:restartNumberingAfterBreak="0">
+    <w:nsid w:val="196F74A9"/>
+    <w:multiLevelType w:val="multilevel"/>
+    <w:tmpl w:val="72D828A2"/>
+    <w:lvl w:ilvl="0">
+      <w:start w:val="1"/>
+      <w:numFmt w:val="decimal"/>
+      <w:lvlText w:val="%1."/>
+      <w:lvlJc w:val="left"/>
+      <w:pPr>
+        <w:tabs>
+          <w:tab w:val="num" w:pos="720"/>
+        </w:tabs>
+        <w:ind w:left="720" w:hanging="360"/>
+      </w:pPr>
+    </w:lvl>
+    <w:lvl w:ilvl="1">
+      <w:start w:val="1"/>
+      <w:numFmt w:val="bullet"/>
+      <w:lvlText w:val="o"/>
+      <w:lvlJc w:val="left"/>
+      <w:pPr>
+        <w:tabs>
+          <w:tab w:val="num" w:pos="1440"/>
+        </w:tabs>
+        <w:ind w:left="1440" w:hanging="360"/>
+      </w:pPr>
+      <w:rPr>
+        <w:rFonts w:ascii="Courier New" w:hAnsi="Courier New" w:hint="default"/>
+        <w:sz w:val="20"/>
+      </w:rPr>
+    </w:lvl>
+    <w:lvl w:ilvl="2" w:tentative="1">
+      <w:start w:val="1"/>
+      <w:numFmt w:val="decimal"/>
+      <w:lvlText w:val="%3."/>
+      <w:lvlJc w:val="left"/>
+      <w:pPr>
+        <w:tabs>
+          <w:tab w:val="num" w:pos="2160"/>
+        </w:tabs>
+        <w:ind w:left="2160" w:hanging="360"/>
+      </w:pPr>
+    </w:lvl>
+    <w:lvl w:ilvl="3" w:tentative="1">
+      <w:start w:val="1"/>
+      <w:numFmt w:val="decimal"/>
+      <w:lvlText w:val="%4."/>
+      <w:lvlJc w:val="left"/>
+      <w:pPr>
+        <w:tabs>
+          <w:tab w:val="num" w:pos="2880"/>
+        </w:tabs>
+        <w:ind w:left="2880" w:hanging="360"/>
+      </w:pPr>
+    </w:lvl>
+    <w:lvl w:ilvl="4" w:tentative="1">
+      <w:start w:val="1"/>
+      <w:numFmt w:val="decimal"/>
+      <w:lvlText w:val="%5."/>
+      <w:lvlJc w:val="left"/>
+      <w:pPr>
+        <w:tabs>
+          <w:tab w:val="num" w:pos="3600"/>
+        </w:tabs>
+        <w:ind w:left="3600" w:hanging="360"/>
+      </w:pPr>
+    </w:lvl>
+    <w:lvl w:ilvl="5" w:tentative="1">
+      <w:start w:val="1"/>
+      <w:numFmt w:val="decimal"/>
+      <w:lvlText w:val="%6."/>
+      <w:lvlJc w:val="left"/>
+      <w:pPr>
+        <w:tabs>
+          <w:tab w:val="num" w:pos="4320"/>
+        </w:tabs>
+        <w:ind w:left="4320" w:hanging="360"/>
+      </w:pPr>
+    </w:lvl>
+    <w:lvl w:ilvl="6" w:tentative="1">
+      <w:start w:val="1"/>
+      <w:numFmt w:val="decimal"/>
+      <w:lvlText w:val="%7."/>
+      <w:lvlJc w:val="left"/>
+      <w:pPr>
+        <w:tabs>
+          <w:tab w:val="num" w:pos="5040"/>
+        </w:tabs>
+        <w:ind w:left="5040" w:hanging="360"/>
+      </w:pPr>
+    </w:lvl>
+    <w:lvl w:ilvl="7" w:tentative="1">
+      <w:start w:val="1"/>
+      <w:numFmt w:val="decimal"/>
+      <w:lvlText w:val="%8."/>
+      <w:lvlJc w:val="left"/>
+      <w:pPr>
+        <w:tabs>
+          <w:tab w:val="num" w:pos="5760"/>
+        </w:tabs>
+        <w:ind w:left="5760" w:hanging="360"/>
+      </w:pPr>
+    </w:lvl>
+    <w:lvl w:ilvl="8" w:tentative="1">
+      <w:start w:val="1"/>
+      <w:numFmt w:val="decimal"/>
+      <w:lvlText w:val="%9."/>
+      <w:lvlJc w:val="left"/>
+      <w:pPr>
+        <w:tabs>
+          <w:tab w:val="num" w:pos="6480"/>
+        </w:tabs>
+        <w:ind w:left="6480" w:hanging="360"/>
+      </w:pPr>
+    </w:lvl>
+  </w:abstractNum>
+  <w:abstractNum w:abstractNumId="3" w15:restartNumberingAfterBreak="0">
+    <w:nsid w:val="25A011ED"/>
+    <w:multiLevelType w:val="multilevel"/>
+    <w:tmpl w:val="B5364B96"/>
+    <w:lvl w:ilvl="0">
+      <w:start w:val="1"/>
+      <w:numFmt w:val="decimal"/>
+      <w:lvlText w:val="%1."/>
+      <w:lvlJc w:val="left"/>
+      <w:pPr>
+        <w:tabs>
+          <w:tab w:val="num" w:pos="720"/>
+        </w:tabs>
+        <w:ind w:left="720" w:hanging="360"/>
+      </w:pPr>
+    </w:lvl>
+    <w:lvl w:ilvl="1">
+      <w:start w:val="1"/>
+      <w:numFmt w:val="bullet"/>
+      <w:lvlText w:val="o"/>
+      <w:lvlJc w:val="left"/>
+      <w:pPr>
+        <w:tabs>
+          <w:tab w:val="num" w:pos="1440"/>
+        </w:tabs>
+        <w:ind w:left="1440" w:hanging="360"/>
+      </w:pPr>
+      <w:rPr>
+        <w:rFonts w:ascii="Courier New" w:hAnsi="Courier New" w:hint="default"/>
+        <w:sz w:val="20"/>
+      </w:rPr>
+    </w:lvl>
+    <w:lvl w:ilvl="2" w:tentative="1">
+      <w:start w:val="1"/>
+      <w:numFmt w:val="decimal"/>
+      <w:lvlText w:val="%3."/>
+      <w:lvlJc w:val="left"/>
+      <w:pPr>
+        <w:tabs>
+          <w:tab w:val="num" w:pos="2160"/>
+        </w:tabs>
+        <w:ind w:left="2160" w:hanging="360"/>
+      </w:pPr>
+    </w:lvl>
+    <w:lvl w:ilvl="3" w:tentative="1">
+      <w:start w:val="1"/>
+      <w:numFmt w:val="decimal"/>
+      <w:lvlText w:val="%4."/>
+      <w:lvlJc w:val="left"/>
+      <w:pPr>
+        <w:tabs>
+          <w:tab w:val="num" w:pos="2880"/>
+        </w:tabs>
+        <w:ind w:left="2880" w:hanging="360"/>
+      </w:pPr>
+    </w:lvl>
+    <w:lvl w:ilvl="4" w:tentative="1">
+      <w:start w:val="1"/>
+      <w:numFmt w:val="decimal"/>
+      <w:lvlText w:val="%5."/>
+      <w:lvlJc w:val="left"/>
+      <w:pPr>
+        <w:tabs>
+          <w:tab w:val="num" w:pos="3600"/>
+        </w:tabs>
+        <w:ind w:left="3600" w:hanging="360"/>
+      </w:pPr>
+    </w:lvl>
+    <w:lvl w:ilvl="5" w:tentative="1">
+      <w:start w:val="1"/>
+      <w:numFmt w:val="decimal"/>
+      <w:lvlText w:val="%6."/>
+      <w:lvlJc w:val="left"/>
+      <w:pPr>
+        <w:tabs>
+          <w:tab w:val="num" w:pos="4320"/>
+        </w:tabs>
+        <w:ind w:left="4320" w:hanging="360"/>
+      </w:pPr>
+    </w:lvl>
+    <w:lvl w:ilvl="6" w:tentative="1">
+      <w:start w:val="1"/>
+      <w:numFmt w:val="decimal"/>
+      <w:lvlText w:val="%7."/>
+      <w:lvlJc w:val="left"/>
+      <w:pPr>
+        <w:tabs>
+          <w:tab w:val="num" w:pos="5040"/>
+        </w:tabs>
+        <w:ind w:left="5040" w:hanging="360"/>
+      </w:pPr>
+    </w:lvl>
+    <w:lvl w:ilvl="7" w:tentative="1">
+      <w:start w:val="1"/>
+      <w:numFmt w:val="decimal"/>
+      <w:lvlText w:val="%8."/>
+      <w:lvlJc w:val="left"/>
+      <w:pPr>
+        <w:tabs>
+          <w:tab w:val="num" w:pos="5760"/>
+        </w:tabs>
+        <w:ind w:left="5760" w:hanging="360"/>
+      </w:pPr>
+    </w:lvl>
+    <w:lvl w:ilvl="8" w:tentative="1">
+      <w:start w:val="1"/>
+      <w:numFmt w:val="decimal"/>
+      <w:lvlText w:val="%9."/>
+      <w:lvlJc w:val="left"/>
+      <w:pPr>
+        <w:tabs>
+          <w:tab w:val="num" w:pos="6480"/>
+        </w:tabs>
+        <w:ind w:left="6480" w:hanging="360"/>
+      </w:pPr>
+    </w:lvl>
+  </w:abstractNum>
+  <w:abstractNum w:abstractNumId="4" w15:restartNumberingAfterBreak="0">
+    <w:nsid w:val="2A8B5E7C"/>
+    <w:multiLevelType w:val="multilevel"/>
+    <w:tmpl w:val="1D387776"/>
+    <w:lvl w:ilvl="0">
+      <w:start w:val="2"/>
+      <w:numFmt w:val="decimal"/>
+      <w:lvlText w:val="%1."/>
+      <w:lvlJc w:val="left"/>
+      <w:pPr>
+        <w:tabs>
+          <w:tab w:val="num" w:pos="720"/>
+        </w:tabs>
+        <w:ind w:left="720" w:hanging="360"/>
+      </w:pPr>
+    </w:lvl>
+    <w:lvl w:ilvl="1" w:tentative="1">
+      <w:start w:val="1"/>
+      <w:numFmt w:val="decimal"/>
+      <w:lvlText w:val="%2."/>
+      <w:lvlJc w:val="left"/>
+      <w:pPr>
+        <w:tabs>
+          <w:tab w:val="num" w:pos="1440"/>
+        </w:tabs>
+        <w:ind w:left="1440" w:hanging="360"/>
+      </w:pPr>
+    </w:lvl>
+    <w:lvl w:ilvl="2" w:tentative="1">
+      <w:start w:val="1"/>
+      <w:numFmt w:val="decimal"/>
+      <w:lvlText w:val="%3."/>
+      <w:lvlJc w:val="left"/>
+      <w:pPr>
+        <w:tabs>
+          <w:tab w:val="num" w:pos="2160"/>
+        </w:tabs>
+        <w:ind w:left="2160" w:hanging="360"/>
+      </w:pPr>
+    </w:lvl>
+    <w:lvl w:ilvl="3" w:tentative="1">
+      <w:start w:val="1"/>
+      <w:numFmt w:val="decimal"/>
+      <w:lvlText w:val="%4."/>
+      <w:lvlJc w:val="left"/>
+      <w:pPr>
+        <w:tabs>
+          <w:tab w:val="num" w:pos="2880"/>
+        </w:tabs>
+        <w:ind w:left="2880" w:hanging="360"/>
+      </w:pPr>
+    </w:lvl>
+    <w:lvl w:ilvl="4" w:tentative="1">
+      <w:start w:val="1"/>
+      <w:numFmt w:val="decimal"/>
+      <w:lvlText w:val="%5."/>
+      <w:lvlJc w:val="left"/>
+      <w:pPr>
+        <w:tabs>
+          <w:tab w:val="num" w:pos="3600"/>
+        </w:tabs>
+        <w:ind w:left="3600" w:hanging="360"/>
+      </w:pPr>
+    </w:lvl>
+    <w:lvl w:ilvl="5" w:tentative="1">
+      <w:start w:val="1"/>
+      <w:numFmt w:val="decimal"/>
+      <w:lvlText w:val="%6."/>
+      <w:lvlJc w:val="left"/>
+      <w:pPr>
+        <w:tabs>
+          <w:tab w:val="num" w:pos="4320"/>
+        </w:tabs>
+        <w:ind w:left="4320" w:hanging="360"/>
+      </w:pPr>
+    </w:lvl>
+    <w:lvl w:ilvl="6" w:tentative="1">
+      <w:start w:val="1"/>
+      <w:numFmt w:val="decimal"/>
+      <w:lvlText w:val="%7."/>
+      <w:lvlJc w:val="left"/>
+      <w:pPr>
+        <w:tabs>
+          <w:tab w:val="num" w:pos="5040"/>
+        </w:tabs>
+        <w:ind w:left="5040" w:hanging="360"/>
+      </w:pPr>
+    </w:lvl>
+    <w:lvl w:ilvl="7" w:tentative="1">
+      <w:start w:val="1"/>
+      <w:numFmt w:val="decimal"/>
+      <w:lvlText w:val="%8."/>
+      <w:lvlJc w:val="left"/>
+      <w:pPr>
+        <w:tabs>
+          <w:tab w:val="num" w:pos="5760"/>
+        </w:tabs>
+        <w:ind w:left="5760" w:hanging="360"/>
+      </w:pPr>
+    </w:lvl>
+    <w:lvl w:ilvl="8" w:tentative="1">
+      <w:start w:val="1"/>
+      <w:numFmt w:val="decimal"/>
+      <w:lvlText w:val="%9."/>
+      <w:lvlJc w:val="left"/>
+      <w:pPr>
+        <w:tabs>
+          <w:tab w:val="num" w:pos="6480"/>
+        </w:tabs>
+        <w:ind w:left="6480" w:hanging="360"/>
+      </w:pPr>
+    </w:lvl>
+  </w:abstractNum>
+  <w:abstractNum w:abstractNumId="5" w15:restartNumberingAfterBreak="0">
+    <w:nsid w:val="2CB42822"/>
+    <w:multiLevelType w:val="multilevel"/>
+    <w:tmpl w:val="C71281EE"/>
+    <w:lvl w:ilvl="0">
+      <w:start w:val="1"/>
+      <w:numFmt w:val="bullet"/>
+      <w:lvlText w:val=""/>
+      <w:lvlJc w:val="left"/>
+      <w:pPr>
+        <w:tabs>
+          <w:tab w:val="num" w:pos="720"/>
+        </w:tabs>
+        <w:ind w:left="720" w:hanging="360"/>
+      </w:pPr>
+      <w:rPr>
+        <w:rFonts w:ascii="Symbol" w:hAnsi="Symbol" w:hint="default"/>
+        <w:sz w:val="20"/>
+      </w:rPr>
+    </w:lvl>
+    <w:lvl w:ilvl="1" w:tentative="1">
+      <w:start w:val="1"/>
+      <w:numFmt w:val="bullet"/>
+      <w:lvlText w:val="o"/>
+      <w:lvlJc w:val="left"/>
+      <w:pPr>
+        <w:tabs>
+          <w:tab w:val="num" w:pos="1440"/>
+        </w:tabs>
+        <w:ind w:left="1440" w:hanging="360"/>
+      </w:pPr>
+      <w:rPr>
+        <w:rFonts w:ascii="Courier New" w:hAnsi="Courier New" w:hint="default"/>
+        <w:sz w:val="20"/>
+      </w:rPr>
+    </w:lvl>
+    <w:lvl w:ilvl="2" w:tentative="1">
+      <w:start w:val="1"/>
+      <w:numFmt w:val="bullet"/>
+      <w:lvlText w:val=""/>
+      <w:lvlJc w:val="left"/>
+      <w:pPr>
+        <w:tabs>
+          <w:tab w:val="num" w:pos="2160"/>
+        </w:tabs>
+        <w:ind w:left="2160" w:hanging="360"/>
+      </w:pPr>
+      <w:rPr>
+        <w:rFonts w:ascii="Wingdings" w:hAnsi="Wingdings" w:hint="default"/>
+        <w:sz w:val="20"/>
+      </w:rPr>
+    </w:lvl>
+    <w:lvl w:ilvl="3" w:tentative="1">
+      <w:start w:val="1"/>
+      <w:numFmt w:val="bullet"/>
+      <w:lvlText w:val=""/>
+      <w:lvlJc w:val="left"/>
+      <w:pPr>
+        <w:tabs>
+          <w:tab w:val="num" w:pos="2880"/>
+        </w:tabs>
+        <w:ind w:left="2880" w:hanging="360"/>
+      </w:pPr>
+      <w:rPr>
+        <w:rFonts w:ascii="Wingdings" w:hAnsi="Wingdings" w:hint="default"/>
+        <w:sz w:val="20"/>
+      </w:rPr>
+    </w:lvl>
+    <w:lvl w:ilvl="4" w:tentative="1">
+      <w:start w:val="1"/>
+      <w:numFmt w:val="bullet"/>
+      <w:lvlText w:val=""/>
+      <w:lvlJc w:val="left"/>
+      <w:pPr>
+        <w:tabs>
+          <w:tab w:val="num" w:pos="3600"/>
+        </w:tabs>
+        <w:ind w:left="3600" w:hanging="360"/>
+      </w:pPr>
+      <w:rPr>
+        <w:rFonts w:ascii="Wingdings" w:hAnsi="Wingdings" w:hint="default"/>
+        <w:sz w:val="20"/>
+      </w:rPr>
+    </w:lvl>
+    <w:lvl w:ilvl="5" w:tentative="1">
+      <w:start w:val="1"/>
+      <w:numFmt w:val="bullet"/>
+      <w:lvlText w:val=""/>
+      <w:lvlJc w:val="left"/>
+      <w:pPr>
+        <w:tabs>
+          <w:tab w:val="num" w:pos="4320"/>
+        </w:tabs>
+        <w:ind w:left="4320" w:hanging="360"/>
+      </w:pPr>
+      <w:rPr>
+        <w:rFonts w:ascii="Wingdings" w:hAnsi="Wingdings" w:hint="default"/>
+        <w:sz w:val="20"/>
+      </w:rPr>
+    </w:lvl>
+    <w:lvl w:ilvl="6" w:tentative="1">
+      <w:start w:val="1"/>
+      <w:numFmt w:val="bullet"/>
+      <w:lvlText w:val=""/>
+      <w:lvlJc w:val="left"/>
+      <w:pPr>
+        <w:tabs>
+          <w:tab w:val="num" w:pos="5040"/>
+        </w:tabs>
+        <w:ind w:left="5040" w:hanging="360"/>
+      </w:pPr>
+      <w:rPr>
+        <w:rFonts w:ascii="Wingdings" w:hAnsi="Wingdings" w:hint="default"/>
+        <w:sz w:val="20"/>
+      </w:rPr>
+    </w:lvl>
+    <w:lvl w:ilvl="7" w:tentative="1">
+      <w:start w:val="1"/>
+      <w:numFmt w:val="bullet"/>
+      <w:lvlText w:val=""/>
+      <w:lvlJc w:val="left"/>
+      <w:pPr>
+        <w:tabs>
+          <w:tab w:val="num" w:pos="5760"/>
+        </w:tabs>
+        <w:ind w:left="5760" w:hanging="360"/>
+      </w:pPr>
+      <w:rPr>
+        <w:rFonts w:ascii="Wingdings" w:hAnsi="Wingdings" w:hint="default"/>
+        <w:sz w:val="20"/>
+      </w:rPr>
+    </w:lvl>
+    <w:lvl w:ilvl="8" w:tentative="1">
+      <w:start w:val="1"/>
+      <w:numFmt w:val="bullet"/>
+      <w:lvlText w:val=""/>
+      <w:lvlJc w:val="left"/>
+      <w:pPr>
+        <w:tabs>
+          <w:tab w:val="num" w:pos="6480"/>
+        </w:tabs>
+        <w:ind w:left="6480" w:hanging="360"/>
+      </w:pPr>
+      <w:rPr>
+        <w:rFonts w:ascii="Wingdings" w:hAnsi="Wingdings" w:hint="default"/>
+        <w:sz w:val="20"/>
+      </w:rPr>
+    </w:lvl>
+  </w:abstractNum>
+  <w:abstractNum w:abstractNumId="6" w15:restartNumberingAfterBreak="0">
+    <w:nsid w:val="301D005B"/>
+    <w:multiLevelType w:val="multilevel"/>
+    <w:tmpl w:val="97AE60E2"/>
+    <w:lvl w:ilvl="0">
+      <w:start w:val="1"/>
+      <w:numFmt w:val="decimal"/>
+      <w:lvlText w:val="%1."/>
+      <w:lvlJc w:val="left"/>
+      <w:pPr>
+        <w:tabs>
+          <w:tab w:val="num" w:pos="720"/>
+        </w:tabs>
+        <w:ind w:left="720" w:hanging="360"/>
+      </w:pPr>
+    </w:lvl>
+    <w:lvl w:ilvl="1" w:tentative="1">
+      <w:start w:val="1"/>
+      <w:numFmt w:val="decimal"/>
+      <w:lvlText w:val="%2."/>
+      <w:lvlJc w:val="left"/>
+      <w:pPr>
+        <w:tabs>
+          <w:tab w:val="num" w:pos="1440"/>
+        </w:tabs>
+        <w:ind w:left="1440" w:hanging="360"/>
+      </w:pPr>
+    </w:lvl>
+    <w:lvl w:ilvl="2" w:tentative="1">
+      <w:start w:val="1"/>
+      <w:numFmt w:val="decimal"/>
+      <w:lvlText w:val="%3."/>
+      <w:lvlJc w:val="left"/>
+      <w:pPr>
+        <w:tabs>
+          <w:tab w:val="num" w:pos="2160"/>
+        </w:tabs>
+        <w:ind w:left="2160" w:hanging="360"/>
+      </w:pPr>
+    </w:lvl>
+    <w:lvl w:ilvl="3" w:tentative="1">
+      <w:start w:val="1"/>
+      <w:numFmt w:val="decimal"/>
+      <w:lvlText w:val="%4."/>
+      <w:lvlJc w:val="left"/>
+      <w:pPr>
+        <w:tabs>
+          <w:tab w:val="num" w:pos="2880"/>
+        </w:tabs>
+        <w:ind w:left="2880" w:hanging="360"/>
+      </w:pPr>
+    </w:lvl>
+    <w:lvl w:ilvl="4" w:tentative="1">
+      <w:start w:val="1"/>
+      <w:numFmt w:val="decimal"/>
+      <w:lvlText w:val="%5."/>
+      <w:lvlJc w:val="left"/>
+      <w:pPr>
+        <w:tabs>
+          <w:tab w:val="num" w:pos="3600"/>
+        </w:tabs>
+        <w:ind w:left="3600" w:hanging="360"/>
+      </w:pPr>
+    </w:lvl>
+    <w:lvl w:ilvl="5" w:tentative="1">
+      <w:start w:val="1"/>
+      <w:numFmt w:val="decimal"/>
+      <w:lvlText w:val="%6."/>
+      <w:lvlJc w:val="left"/>
+      <w:pPr>
+        <w:tabs>
+          <w:tab w:val="num" w:pos="4320"/>
+        </w:tabs>
+        <w:ind w:left="4320" w:hanging="360"/>
+      </w:pPr>
+    </w:lvl>
+    <w:lvl w:ilvl="6" w:tentative="1">
+      <w:start w:val="1"/>
+      <w:numFmt w:val="decimal"/>
+      <w:lvlText w:val="%7."/>
+      <w:lvlJc w:val="left"/>
+      <w:pPr>
+        <w:tabs>
+          <w:tab w:val="num" w:pos="5040"/>
+        </w:tabs>
+        <w:ind w:left="5040" w:hanging="360"/>
+      </w:pPr>
+    </w:lvl>
+    <w:lvl w:ilvl="7" w:tentative="1">
+      <w:start w:val="1"/>
+      <w:numFmt w:val="decimal"/>
+      <w:lvlText w:val="%8."/>
+      <w:lvlJc w:val="left"/>
+      <w:pPr>
+        <w:tabs>
+          <w:tab w:val="num" w:pos="5760"/>
+        </w:tabs>
+        <w:ind w:left="5760" w:hanging="360"/>
+      </w:pPr>
+    </w:lvl>
+    <w:lvl w:ilvl="8" w:tentative="1">
+      <w:start w:val="1"/>
+      <w:numFmt w:val="decimal"/>
+      <w:lvlText w:val="%9."/>
+      <w:lvlJc w:val="left"/>
+      <w:pPr>
+        <w:tabs>
+          <w:tab w:val="num" w:pos="6480"/>
+        </w:tabs>
+        <w:ind w:left="6480" w:hanging="360"/>
+      </w:pPr>
+    </w:lvl>
+  </w:abstractNum>
+  <w:abstractNum w:abstractNumId="7" w15:restartNumberingAfterBreak="0">
+    <w:nsid w:val="48A11867"/>
+    <w:multiLevelType w:val="multilevel"/>
+    <w:tmpl w:val="AA809988"/>
+    <w:lvl w:ilvl="0">
+      <w:start w:val="1"/>
+      <w:numFmt w:val="decimal"/>
+      <w:lvlText w:val="%1."/>
+      <w:lvlJc w:val="left"/>
+      <w:pPr>
+        <w:tabs>
+          <w:tab w:val="num" w:pos="720"/>
+        </w:tabs>
+        <w:ind w:left="720" w:hanging="360"/>
+      </w:pPr>
+    </w:lvl>
+    <w:lvl w:ilvl="1" w:tentative="1">
+      <w:start w:val="1"/>
+      <w:numFmt w:val="decimal"/>
+      <w:lvlText w:val="%2."/>
+      <w:lvlJc w:val="left"/>
+      <w:pPr>
+        <w:tabs>
+          <w:tab w:val="num" w:pos="1440"/>
+        </w:tabs>
+        <w:ind w:left="1440" w:hanging="360"/>
+      </w:pPr>
+    </w:lvl>
+    <w:lvl w:ilvl="2" w:tentative="1">
+      <w:start w:val="1"/>
+      <w:numFmt w:val="decimal"/>
+      <w:lvlText w:val="%3."/>
+      <w:lvlJc w:val="left"/>
+      <w:pPr>
+        <w:tabs>
+          <w:tab w:val="num" w:pos="2160"/>
+        </w:tabs>
+        <w:ind w:left="2160" w:hanging="360"/>
+      </w:pPr>
+    </w:lvl>
+    <w:lvl w:ilvl="3" w:tentative="1">
+      <w:start w:val="1"/>
+      <w:numFmt w:val="decimal"/>
+      <w:lvlText w:val="%4."/>
+      <w:lvlJc w:val="left"/>
+      <w:pPr>
+        <w:tabs>
+          <w:tab w:val="num" w:pos="2880"/>
+        </w:tabs>
+        <w:ind w:left="2880" w:hanging="360"/>
+      </w:pPr>
+    </w:lvl>
+    <w:lvl w:ilvl="4" w:tentative="1">
+      <w:start w:val="1"/>
+      <w:numFmt w:val="decimal"/>
+      <w:lvlText w:val="%5."/>
+      <w:lvlJc w:val="left"/>
+      <w:pPr>
+        <w:tabs>
+          <w:tab w:val="num" w:pos="3600"/>
+        </w:tabs>
+        <w:ind w:left="3600" w:hanging="360"/>
+      </w:pPr>
+    </w:lvl>
+    <w:lvl w:ilvl="5" w:tentative="1">
+      <w:start w:val="1"/>
+      <w:numFmt w:val="decimal"/>
+      <w:lvlText w:val="%6."/>
+      <w:lvlJc w:val="left"/>
+      <w:pPr>
+        <w:tabs>
+          <w:tab w:val="num" w:pos="4320"/>
+        </w:tabs>
+        <w:ind w:left="4320" w:hanging="360"/>
+      </w:pPr>
+    </w:lvl>
+    <w:lvl w:ilvl="6" w:tentative="1">
+      <w:start w:val="1"/>
+      <w:numFmt w:val="decimal"/>
+      <w:lvlText w:val="%7."/>
+      <w:lvlJc w:val="left"/>
+      <w:pPr>
+        <w:tabs>
+          <w:tab w:val="num" w:pos="5040"/>
+        </w:tabs>
+        <w:ind w:left="5040" w:hanging="360"/>
+      </w:pPr>
+    </w:lvl>
+    <w:lvl w:ilvl="7" w:tentative="1">
+      <w:start w:val="1"/>
+      <w:numFmt w:val="decimal"/>
+      <w:lvlText w:val="%8."/>
+      <w:lvlJc w:val="left"/>
+      <w:pPr>
+        <w:tabs>
+          <w:tab w:val="num" w:pos="5760"/>
+        </w:tabs>
+        <w:ind w:left="5760" w:hanging="360"/>
+      </w:pPr>
+    </w:lvl>
+    <w:lvl w:ilvl="8" w:tentative="1">
+      <w:start w:val="1"/>
+      <w:numFmt w:val="decimal"/>
+      <w:lvlText w:val="%9."/>
+      <w:lvlJc w:val="left"/>
+      <w:pPr>
+        <w:tabs>
+          <w:tab w:val="num" w:pos="6480"/>
+        </w:tabs>
+        <w:ind w:left="6480" w:hanging="360"/>
+      </w:pPr>
+    </w:lvl>
+  </w:abstractNum>
+  <w:abstractNum w:abstractNumId="8" w15:restartNumberingAfterBreak="0">
+    <w:nsid w:val="60240591"/>
+    <w:multiLevelType w:val="multilevel"/>
+    <w:tmpl w:val="746E1CCA"/>
+    <w:lvl w:ilvl="0">
+      <w:start w:val="1"/>
+      <w:numFmt w:val="decimal"/>
+      <w:lvlText w:val="%1."/>
+      <w:lvlJc w:val="left"/>
+      <w:pPr>
+        <w:tabs>
+          <w:tab w:val="num" w:pos="720"/>
+        </w:tabs>
+        <w:ind w:left="720" w:hanging="360"/>
+      </w:pPr>
+    </w:lvl>
+    <w:lvl w:ilvl="1">
+      <w:start w:val="1"/>
+      <w:numFmt w:val="bullet"/>
+      <w:lvlText w:val="o"/>
+      <w:lvlJc w:val="left"/>
+      <w:pPr>
+        <w:tabs>
+          <w:tab w:val="num" w:pos="1440"/>
+        </w:tabs>
+        <w:ind w:left="1440" w:hanging="360"/>
+      </w:pPr>
+      <w:rPr>
+        <w:rFonts w:ascii="Courier New" w:hAnsi="Courier New" w:hint="default"/>
+        <w:sz w:val="20"/>
+      </w:rPr>
+    </w:lvl>
+    <w:lvl w:ilvl="2" w:tentative="1">
+      <w:start w:val="1"/>
+      <w:numFmt w:val="decimal"/>
+      <w:lvlText w:val="%3."/>
+      <w:lvlJc w:val="left"/>
+      <w:pPr>
+        <w:tabs>
+          <w:tab w:val="num" w:pos="2160"/>
+        </w:tabs>
+        <w:ind w:left="2160" w:hanging="360"/>
+      </w:pPr>
+    </w:lvl>
+    <w:lvl w:ilvl="3" w:tentative="1">
+      <w:start w:val="1"/>
+      <w:numFmt w:val="decimal"/>
+      <w:lvlText w:val="%4."/>
+      <w:lvlJc w:val="left"/>
+      <w:pPr>
+        <w:tabs>
+          <w:tab w:val="num" w:pos="2880"/>
+        </w:tabs>
+        <w:ind w:left="2880" w:hanging="360"/>
+      </w:pPr>
+    </w:lvl>
+    <w:lvl w:ilvl="4" w:tentative="1">
+      <w:start w:val="1"/>
+      <w:numFmt w:val="decimal"/>
+      <w:lvlText w:val="%5."/>
+      <w:lvlJc w:val="left"/>
+      <w:pPr>
+        <w:tabs>
+          <w:tab w:val="num" w:pos="3600"/>
+        </w:tabs>
+        <w:ind w:left="3600" w:hanging="360"/>
+      </w:pPr>
+    </w:lvl>
+    <w:lvl w:ilvl="5" w:tentative="1">
+      <w:start w:val="1"/>
+      <w:numFmt w:val="decimal"/>
+      <w:lvlText w:val="%6."/>
+      <w:lvlJc w:val="left"/>
+      <w:pPr>
+        <w:tabs>
+          <w:tab w:val="num" w:pos="4320"/>
+        </w:tabs>
+        <w:ind w:left="4320" w:hanging="360"/>
+      </w:pPr>
+    </w:lvl>
+    <w:lvl w:ilvl="6" w:tentative="1">
+      <w:start w:val="1"/>
+      <w:numFmt w:val="decimal"/>
+      <w:lvlText w:val="%7."/>
+      <w:lvlJc w:val="left"/>
+      <w:pPr>
+        <w:tabs>
+          <w:tab w:val="num" w:pos="5040"/>
+        </w:tabs>
+        <w:ind w:left="5040" w:hanging="360"/>
+      </w:pPr>
+    </w:lvl>
+    <w:lvl w:ilvl="7" w:tentative="1">
+      <w:start w:val="1"/>
+      <w:numFmt w:val="decimal"/>
+      <w:lvlText w:val="%8."/>
+      <w:lvlJc w:val="left"/>
+      <w:pPr>
+        <w:tabs>
+          <w:tab w:val="num" w:pos="5760"/>
+        </w:tabs>
+        <w:ind w:left="5760" w:hanging="360"/>
+      </w:pPr>
+    </w:lvl>
+    <w:lvl w:ilvl="8" w:tentative="1">
+      <w:start w:val="1"/>
+      <w:numFmt w:val="decimal"/>
+      <w:lvlText w:val="%9."/>
+      <w:lvlJc w:val="left"/>
+      <w:pPr>
+        <w:tabs>
+          <w:tab w:val="num" w:pos="6480"/>
+        </w:tabs>
+        <w:ind w:left="6480" w:hanging="360"/>
+      </w:pPr>
+    </w:lvl>
+  </w:abstractNum>
+  <w:abstractNum w:abstractNumId="9" w15:restartNumberingAfterBreak="0">
+    <w:nsid w:val="643C130E"/>
+    <w:multiLevelType w:val="multilevel"/>
+    <w:tmpl w:val="7D7EC7E0"/>
+    <w:lvl w:ilvl="0">
+      <w:start w:val="1"/>
+      <w:numFmt w:val="decimal"/>
+      <w:lvlText w:val="%1."/>
+      <w:lvlJc w:val="left"/>
+      <w:pPr>
+        <w:tabs>
+          <w:tab w:val="num" w:pos="720"/>
+        </w:tabs>
+        <w:ind w:left="720" w:hanging="360"/>
+      </w:pPr>
+    </w:lvl>
+    <w:lvl w:ilvl="1">
+      <w:start w:val="1"/>
+      <w:numFmt w:val="bullet"/>
+      <w:lvlText w:val="o"/>
+      <w:lvlJc w:val="left"/>
+      <w:pPr>
+        <w:tabs>
+          <w:tab w:val="num" w:pos="1440"/>
+        </w:tabs>
+        <w:ind w:left="1440" w:hanging="360"/>
+      </w:pPr>
+      <w:rPr>
+        <w:rFonts w:ascii="Courier New" w:hAnsi="Courier New" w:hint="default"/>
+        <w:sz w:val="20"/>
+      </w:rPr>
+    </w:lvl>
+    <w:lvl w:ilvl="2" w:tentative="1">
+      <w:start w:val="1"/>
+      <w:numFmt w:val="decimal"/>
+      <w:lvlText w:val="%3."/>
+      <w:lvlJc w:val="left"/>
+      <w:pPr>
+        <w:tabs>
+          <w:tab w:val="num" w:pos="2160"/>
+        </w:tabs>
+        <w:ind w:left="2160" w:hanging="360"/>
+      </w:pPr>
+    </w:lvl>
+    <w:lvl w:ilvl="3" w:tentative="1">
+      <w:start w:val="1"/>
+      <w:numFmt w:val="decimal"/>
+      <w:lvlText w:val="%4."/>
+      <w:lvlJc w:val="left"/>
+      <w:pPr>
+        <w:tabs>
+          <w:tab w:val="num" w:pos="2880"/>
+        </w:tabs>
+        <w:ind w:left="2880" w:hanging="360"/>
+      </w:pPr>
+    </w:lvl>
+    <w:lvl w:ilvl="4" w:tentative="1">
+      <w:start w:val="1"/>
+      <w:numFmt w:val="decimal"/>
+      <w:lvlText w:val="%5."/>
+      <w:lvlJc w:val="left"/>
+      <w:pPr>
+        <w:tabs>
+          <w:tab w:val="num" w:pos="3600"/>
+        </w:tabs>
+        <w:ind w:left="3600" w:hanging="360"/>
+      </w:pPr>
+    </w:lvl>
+    <w:lvl w:ilvl="5" w:tentative="1">
+      <w:start w:val="1"/>
+      <w:numFmt w:val="decimal"/>
+      <w:lvlText w:val="%6."/>
+      <w:lvlJc w:val="left"/>
+      <w:pPr>
+        <w:tabs>
+          <w:tab w:val="num" w:pos="4320"/>
+        </w:tabs>
+        <w:ind w:left="4320" w:hanging="360"/>
+      </w:pPr>
+    </w:lvl>
+    <w:lvl w:ilvl="6" w:tentative="1">
+      <w:start w:val="1"/>
+      <w:numFmt w:val="decimal"/>
+      <w:lvlText w:val="%7."/>
+      <w:lvlJc w:val="left"/>
+      <w:pPr>
+        <w:tabs>
+          <w:tab w:val="num" w:pos="5040"/>
+        </w:tabs>
+        <w:ind w:left="5040" w:hanging="360"/>
+      </w:pPr>
+    </w:lvl>
+    <w:lvl w:ilvl="7" w:tentative="1">
+      <w:start w:val="1"/>
+      <w:numFmt w:val="decimal"/>
+      <w:lvlText w:val="%8."/>
+      <w:lvlJc w:val="left"/>
+      <w:pPr>
+        <w:tabs>
+          <w:tab w:val="num" w:pos="5760"/>
+        </w:tabs>
+        <w:ind w:left="5760" w:hanging="360"/>
+      </w:pPr>
+    </w:lvl>
+    <w:lvl w:ilvl="8" w:tentative="1">
+      <w:start w:val="1"/>
+      <w:numFmt w:val="decimal"/>
+      <w:lvlText w:val="%9."/>
+      <w:lvlJc w:val="left"/>
+      <w:pPr>
+        <w:tabs>
+          <w:tab w:val="num" w:pos="6480"/>
+        </w:tabs>
+        <w:ind w:left="6480" w:hanging="360"/>
+      </w:pPr>
+    </w:lvl>
+  </w:abstractNum>
+  <w:abstractNum w:abstractNumId="10" w15:restartNumberingAfterBreak="0">
+    <w:nsid w:val="705132D9"/>
+    <w:multiLevelType w:val="multilevel"/>
+    <w:tmpl w:val="E59C0ED0"/>
+    <w:lvl w:ilvl="0">
+      <w:start w:val="1"/>
+      <w:numFmt w:val="decimal"/>
+      <w:lvlText w:val="%1."/>
+      <w:lvlJc w:val="left"/>
+      <w:pPr>
+        <w:tabs>
+          <w:tab w:val="num" w:pos="720"/>
+        </w:tabs>
+        <w:ind w:left="720" w:hanging="360"/>
+      </w:pPr>
+    </w:lvl>
+    <w:lvl w:ilvl="1">
+      <w:start w:val="1"/>
+      <w:numFmt w:val="bullet"/>
+      <w:lvlText w:val="o"/>
+      <w:lvlJc w:val="left"/>
+      <w:pPr>
+        <w:tabs>
+          <w:tab w:val="num" w:pos="1440"/>
+        </w:tabs>
+        <w:ind w:left="1440" w:hanging="360"/>
+      </w:pPr>
+      <w:rPr>
+        <w:rFonts w:ascii="Courier New" w:hAnsi="Courier New" w:hint="default"/>
+        <w:sz w:val="20"/>
+      </w:rPr>
+    </w:lvl>
+    <w:lvl w:ilvl="2" w:tentative="1">
+      <w:start w:val="1"/>
+      <w:numFmt w:val="decimal"/>
+      <w:lvlText w:val="%3."/>
+      <w:lvlJc w:val="left"/>
+      <w:pPr>
+        <w:tabs>
+          <w:tab w:val="num" w:pos="2160"/>
+        </w:tabs>
+        <w:ind w:left="2160" w:hanging="360"/>
+      </w:pPr>
+    </w:lvl>
+    <w:lvl w:ilvl="3" w:tentative="1">
+      <w:start w:val="1"/>
+      <w:numFmt w:val="decimal"/>
+      <w:lvlText w:val="%4."/>
+      <w:lvlJc w:val="left"/>
+      <w:pPr>
+        <w:tabs>
+          <w:tab w:val="num" w:pos="2880"/>
+        </w:tabs>
+        <w:ind w:left="2880" w:hanging="360"/>
+      </w:pPr>
+    </w:lvl>
+    <w:lvl w:ilvl="4" w:tentative="1">
+      <w:start w:val="1"/>
+      <w:numFmt w:val="decimal"/>
+      <w:lvlText w:val="%5."/>
+      <w:lvlJc w:val="left"/>
+      <w:pPr>
+        <w:tabs>
+          <w:tab w:val="num" w:pos="3600"/>
+        </w:tabs>
+        <w:ind w:left="3600" w:hanging="360"/>
+      </w:pPr>
+    </w:lvl>
+    <w:lvl w:ilvl="5" w:tentative="1">
+      <w:start w:val="1"/>
+      <w:numFmt w:val="decimal"/>
+      <w:lvlText w:val="%6."/>
+      <w:lvlJc w:val="left"/>
+      <w:pPr>
+        <w:tabs>
+          <w:tab w:val="num" w:pos="4320"/>
+        </w:tabs>
+        <w:ind w:left="4320" w:hanging="360"/>
+      </w:pPr>
+    </w:lvl>
+    <w:lvl w:ilvl="6" w:tentative="1">
+      <w:start w:val="1"/>
+      <w:numFmt w:val="decimal"/>
+      <w:lvlText w:val="%7."/>
+      <w:lvlJc w:val="left"/>
+      <w:pPr>
+        <w:tabs>
+          <w:tab w:val="num" w:pos="5040"/>
+        </w:tabs>
+        <w:ind w:left="5040" w:hanging="360"/>
+      </w:pPr>
+    </w:lvl>
+    <w:lvl w:ilvl="7" w:tentative="1">
+      <w:start w:val="1"/>
+      <w:numFmt w:val="decimal"/>
+      <w:lvlText w:val="%8."/>
+      <w:lvlJc w:val="left"/>
+      <w:pPr>
+        <w:tabs>
+          <w:tab w:val="num" w:pos="5760"/>
+        </w:tabs>
+        <w:ind w:left="5760" w:hanging="360"/>
+      </w:pPr>
+    </w:lvl>
+    <w:lvl w:ilvl="8" w:tentative="1">
+      <w:start w:val="1"/>
+      <w:numFmt w:val="decimal"/>
+      <w:lvlText w:val="%9."/>
+      <w:lvlJc w:val="left"/>
+      <w:pPr>
+        <w:tabs>
+          <w:tab w:val="num" w:pos="6480"/>
+        </w:tabs>
+        <w:ind w:left="6480" w:hanging="360"/>
+      </w:pPr>
+    </w:lvl>
+  </w:abstractNum>
+  <w:num w:numId="1" w16cid:durableId="1140416952">
+    <w:abstractNumId w:val="7"/>
+  </w:num>
+  <w:num w:numId="2" w16cid:durableId="749928652">
+    <w:abstractNumId w:val="4"/>
+  </w:num>
+  <w:num w:numId="3" w16cid:durableId="560559662">
+    <w:abstractNumId w:val="3"/>
+  </w:num>
+  <w:num w:numId="4" w16cid:durableId="723943413">
+    <w:abstractNumId w:val="2"/>
+  </w:num>
+  <w:num w:numId="5" w16cid:durableId="1295719098">
+    <w:abstractNumId w:val="0"/>
+  </w:num>
+  <w:num w:numId="6" w16cid:durableId="384833807">
+    <w:abstractNumId w:val="6"/>
+  </w:num>
+  <w:num w:numId="7" w16cid:durableId="664482091">
+    <w:abstractNumId w:val="1"/>
+  </w:num>
+  <w:num w:numId="8" w16cid:durableId="1156844022">
+    <w:abstractNumId w:val="10"/>
+  </w:num>
+  <w:num w:numId="9" w16cid:durableId="697048811">
+    <w:abstractNumId w:val="9"/>
+  </w:num>
+  <w:num w:numId="10" w16cid:durableId="1585844696">
+    <w:abstractNumId w:val="8"/>
+  </w:num>
+  <w:num w:numId="11" w16cid:durableId="392393232">
+    <w:abstractNumId w:val="5"/>
+  </w:num>
+</w:numbering>
 </file>
 
 <file path=word/styles.xml><?xml version="1.0" encoding="utf-8"?>
@@ -645,7 +3905,6 @@
   <w:style w:type="character" w:default="1" w:styleId="DefaultParagraphFont">
     <w:name w:val="Default Paragraph Font"/>
     <w:uiPriority w:val="1"/>
-    <w:semiHidden/>
     <w:unhideWhenUsed/>
   </w:style>
   <w:style w:type="table" w:default="1" w:styleId="TableNormal">
@@ -958,6 +4217,38 @@
       <w:color w:val="0F4761" w:themeColor="accent1" w:themeShade="BF"/>
       <w:spacing w:val="5"/>
     </w:rPr>
+  </w:style>
+  <w:style w:type="character" w:styleId="Hyperlink">
+    <w:name w:val="Hyperlink"/>
+    <w:basedOn w:val="DefaultParagraphFont"/>
+    <w:uiPriority w:val="99"/>
+    <w:unhideWhenUsed/>
+    <w:rsid w:val="0070682B"/>
+    <w:rPr>
+      <w:color w:val="467886" w:themeColor="hyperlink"/>
+      <w:u w:val="single"/>
+    </w:rPr>
+  </w:style>
+  <w:style w:type="character" w:styleId="UnresolvedMention">
+    <w:name w:val="Unresolved Mention"/>
+    <w:basedOn w:val="DefaultParagraphFont"/>
+    <w:uiPriority w:val="99"/>
+    <w:semiHidden/>
+    <w:unhideWhenUsed/>
+    <w:rsid w:val="0070682B"/>
+    <w:rPr>
+      <w:color w:val="605E5C"/>
+      <w:shd w:val="clear" w:color="auto" w:fill="E1DFDD"/>
+    </w:rPr>
+  </w:style>
+  <w:style w:type="paragraph" w:styleId="NoSpacing">
+    <w:name w:val="No Spacing"/>
+    <w:uiPriority w:val="1"/>
+    <w:qFormat/>
+    <w:rsid w:val="00073FF6"/>
+    <w:pPr>
+      <w:spacing w:after="0" w:line="240" w:lineRule="auto"/>
+    </w:pPr>
   </w:style>
 </w:styles>
 </file>

--- a/Documents/Project.docx
+++ b/Documents/Project.docx
@@ -686,37 +686,36 @@
     <w:p>
       <w:pPr>
         <w:pStyle w:val="NoSpacing"/>
-      </w:pPr>
-    </w:p>
-    <w:p>
-      <w:pPr>
-        <w:pStyle w:val="NoSpacing"/>
-        <w:rPr>
-          <w:b/>
-          <w:bCs/>
-        </w:rPr>
-      </w:pPr>
-      <w:r>
-        <w:rPr>
-          <w:b/>
-          <w:bCs/>
-        </w:rPr>
-        <w:t xml:space="preserve">Configure </w:t>
-      </w:r>
-      <w:r>
-        <w:rPr>
-          <w:b/>
-          <w:bCs/>
-        </w:rPr>
-        <w:t>G</w:t>
-      </w:r>
-      <w:r>
-        <w:rPr>
-          <w:b/>
-          <w:bCs/>
-        </w:rPr>
-        <w:t>itHub webhooks</w:t>
-      </w:r>
+        <w:rPr>
+          <w:b/>
+          <w:bCs/>
+        </w:rPr>
+      </w:pPr>
+    </w:p>
+    <w:p>
+      <w:pPr>
+        <w:pStyle w:val="NoSpacing"/>
+        <w:rPr>
+          <w:b/>
+          <w:bCs/>
+        </w:rPr>
+      </w:pPr>
+      <w:r>
+        <w:rPr>
+          <w:b/>
+          <w:bCs/>
+        </w:rPr>
+        <w:t>Allocating the permanent IP for an ec2 instance</w:t>
+      </w:r>
+    </w:p>
+    <w:p>
+      <w:pPr>
+        <w:pStyle w:val="NoSpacing"/>
+        <w:rPr>
+          <w:b/>
+          <w:bCs/>
+        </w:rPr>
+      </w:pPr>
     </w:p>
     <w:p>
       <w:pPr>
@@ -873,6 +872,7 @@
         </w:numPr>
       </w:pPr>
       <w:r>
+        <w:lastRenderedPageBreak/>
         <w:t>Now you’ll see a new Elastic IP in the list.</w:t>
       </w:r>
     </w:p>
@@ -1172,6 +1172,41 @@
       </w:pPr>
       <w:r>
         <w:t>======================================================================</w:t>
+      </w:r>
+    </w:p>
+    <w:p>
+      <w:pPr>
+        <w:pStyle w:val="NoSpacing"/>
+      </w:pPr>
+    </w:p>
+    <w:p>
+      <w:pPr>
+        <w:pStyle w:val="NoSpacing"/>
+        <w:rPr>
+          <w:b/>
+          <w:bCs/>
+        </w:rPr>
+      </w:pPr>
+      <w:r>
+        <w:rPr>
+          <w:b/>
+          <w:bCs/>
+        </w:rPr>
+        <w:t xml:space="preserve">Configure </w:t>
+      </w:r>
+      <w:r>
+        <w:rPr>
+          <w:b/>
+          <w:bCs/>
+        </w:rPr>
+        <w:t>G</w:t>
+      </w:r>
+      <w:r>
+        <w:rPr>
+          <w:b/>
+          <w:bCs/>
+        </w:rPr>
+        <w:t>itHub webhooks</w:t>
       </w:r>
     </w:p>
     <w:p>
@@ -1613,6 +1648,7 @@
         </w:numPr>
       </w:pPr>
       <w:r>
+        <w:lastRenderedPageBreak/>
         <w:t>http://&lt;your-ec2-public-ip&gt;:8080/github-webhook/</w:t>
       </w:r>
     </w:p>
@@ -1657,7 +1693,6 @@
         </w:numPr>
       </w:pPr>
       <w:r>
-        <w:lastRenderedPageBreak/>
         <w:t>Save webhook.</w:t>
       </w:r>
     </w:p>

--- a/Documents/Project.docx
+++ b/Documents/Project.docx
@@ -1960,6 +1960,507 @@
       <w:r>
         <w:t xml:space="preserve"> with a pipeline {} block (Git clone + Maven build).</w:t>
       </w:r>
+    </w:p>
+    <w:p>
+      <w:pPr>
+        <w:pStyle w:val="NoSpacing"/>
+      </w:pPr>
+    </w:p>
+    <w:p>
+      <w:pPr>
+        <w:pStyle w:val="NoSpacing"/>
+      </w:pPr>
+      <w:r>
+        <w:t>======================================================================</w:t>
+      </w:r>
+    </w:p>
+    <w:p>
+      <w:pPr>
+        <w:pStyle w:val="NoSpacing"/>
+      </w:pPr>
+    </w:p>
+    <w:p>
+      <w:pPr>
+        <w:pStyle w:val="NoSpacing"/>
+        <w:rPr>
+          <w:b/>
+          <w:bCs/>
+        </w:rPr>
+      </w:pPr>
+      <w:r>
+        <w:rPr>
+          <w:b/>
+          <w:bCs/>
+        </w:rPr>
+        <w:t>Maven install</w:t>
+      </w:r>
+      <w:r>
+        <w:rPr>
+          <w:b/>
+          <w:bCs/>
+        </w:rPr>
+        <w:t xml:space="preserve"> </w:t>
+      </w:r>
+      <w:r>
+        <w:rPr>
+          <w:b/>
+          <w:bCs/>
+        </w:rPr>
+        <w:t xml:space="preserve">: </w:t>
+      </w:r>
+    </w:p>
+    <w:p>
+      <w:pPr>
+        <w:pStyle w:val="NoSpacing"/>
+      </w:pPr>
+      <w:r>
+        <w:t>sudo yum update -y</w:t>
+      </w:r>
+    </w:p>
+    <w:p>
+      <w:pPr>
+        <w:pStyle w:val="NoSpacing"/>
+      </w:pPr>
+      <w:r>
+        <w:t>sudo yum install maven -y</w:t>
+      </w:r>
+    </w:p>
+    <w:p>
+      <w:pPr>
+        <w:pStyle w:val="NoSpacing"/>
+      </w:pPr>
+      <w:proofErr w:type="spellStart"/>
+      <w:r>
+        <w:t>mvn</w:t>
+      </w:r>
+      <w:proofErr w:type="spellEnd"/>
+      <w:r>
+        <w:t xml:space="preserve"> -v</w:t>
+      </w:r>
+    </w:p>
+    <w:p>
+      <w:pPr>
+        <w:pStyle w:val="NoSpacing"/>
+      </w:pPr>
+    </w:p>
+    <w:p>
+      <w:pPr>
+        <w:pStyle w:val="NoSpacing"/>
+        <w:rPr>
+          <w:b/>
+          <w:bCs/>
+        </w:rPr>
+      </w:pPr>
+      <w:r>
+        <w:rPr>
+          <w:rFonts w:ascii="Segoe UI Emoji" w:hAnsi="Segoe UI Emoji" w:cs="Segoe UI Emoji"/>
+          <w:b/>
+          <w:bCs/>
+        </w:rPr>
+        <w:t>🔧</w:t>
+      </w:r>
+      <w:r>
+        <w:rPr>
+          <w:b/>
+          <w:bCs/>
+        </w:rPr>
+        <w:t xml:space="preserve"> Make Jenkins Aware of Maven</w:t>
+      </w:r>
+    </w:p>
+    <w:p>
+      <w:pPr>
+        <w:pStyle w:val="NoSpacing"/>
+        <w:numPr>
+          <w:ilvl w:val="0"/>
+          <w:numId w:val="12"/>
+        </w:numPr>
+      </w:pPr>
+      <w:r>
+        <w:t xml:space="preserve">In Jenkins UI → </w:t>
+      </w:r>
+      <w:r>
+        <w:rPr>
+          <w:b/>
+          <w:bCs/>
+        </w:rPr>
+        <w:t>Manage Jenkins → Tools → Maven Installations</w:t>
+      </w:r>
+    </w:p>
+    <w:p>
+      <w:pPr>
+        <w:pStyle w:val="NoSpacing"/>
+        <w:numPr>
+          <w:ilvl w:val="1"/>
+          <w:numId w:val="12"/>
+        </w:numPr>
+      </w:pPr>
+      <w:r>
+        <w:t>Add a Maven installation (give it a name like Maven3).</w:t>
+      </w:r>
+    </w:p>
+    <w:p>
+      <w:pPr>
+        <w:pStyle w:val="NoSpacing"/>
+        <w:numPr>
+          <w:ilvl w:val="1"/>
+          <w:numId w:val="12"/>
+        </w:numPr>
+      </w:pPr>
+      <w:r>
+        <w:t xml:space="preserve">Tick </w:t>
+      </w:r>
+      <w:r>
+        <w:rPr>
+          <w:b/>
+          <w:bCs/>
+        </w:rPr>
+        <w:t>Install automatically</w:t>
+      </w:r>
+      <w:r>
+        <w:t xml:space="preserve"> (or provide /usr/bin/</w:t>
+      </w:r>
+      <w:proofErr w:type="spellStart"/>
+      <w:r>
+        <w:t>mvn</w:t>
+      </w:r>
+      <w:proofErr w:type="spellEnd"/>
+      <w:r>
+        <w:t xml:space="preserve"> if already installed).</w:t>
+      </w:r>
+    </w:p>
+    <w:p>
+      <w:pPr>
+        <w:pStyle w:val="NoSpacing"/>
+        <w:numPr>
+          <w:ilvl w:val="0"/>
+          <w:numId w:val="12"/>
+        </w:numPr>
+      </w:pPr>
+      <w:r>
+        <w:t xml:space="preserve">In your job config → </w:t>
+      </w:r>
+      <w:r>
+        <w:rPr>
+          <w:b/>
+          <w:bCs/>
+        </w:rPr>
+        <w:t>Build</w:t>
+      </w:r>
+      <w:r>
+        <w:t xml:space="preserve"> → instead of a raw shell step, use </w:t>
+      </w:r>
+      <w:r>
+        <w:rPr>
+          <w:b/>
+          <w:bCs/>
+        </w:rPr>
+        <w:t>Invoke top-level Maven targets</w:t>
+      </w:r>
+      <w:r>
+        <w:t xml:space="preserve"> and enter:</w:t>
+      </w:r>
+    </w:p>
+    <w:p>
+      <w:pPr>
+        <w:pStyle w:val="NoSpacing"/>
+        <w:ind w:left="720"/>
+      </w:pPr>
+      <w:r>
+        <w:t>clean install</w:t>
+      </w:r>
+    </w:p>
+    <w:p>
+      <w:pPr>
+        <w:pStyle w:val="NoSpacing"/>
+      </w:pPr>
+      <w:r>
+        <w:pict w14:anchorId="177EA0FA">
+          <v:rect id="_x0000_i1097" style="width:0;height:1.5pt" o:hralign="center" o:hrstd="t" o:hr="t" fillcolor="#a0a0a0" stroked="f"/>
+        </w:pict>
+      </w:r>
+    </w:p>
+    <w:p>
+      <w:pPr>
+        <w:pStyle w:val="NoSpacing"/>
+      </w:pPr>
+      <w:r>
+        <w:rPr>
+          <w:rFonts w:ascii="Segoe UI Emoji" w:hAnsi="Segoe UI Emoji" w:cs="Segoe UI Emoji"/>
+        </w:rPr>
+        <w:t>✅</w:t>
+      </w:r>
+      <w:r>
+        <w:t xml:space="preserve"> After this, your Jenkins job should be able to run </w:t>
+      </w:r>
+      <w:proofErr w:type="spellStart"/>
+      <w:r>
+        <w:t>mvn</w:t>
+      </w:r>
+      <w:proofErr w:type="spellEnd"/>
+      <w:r>
+        <w:t xml:space="preserve"> clean install successfully.</w:t>
+      </w:r>
+    </w:p>
+    <w:p>
+      <w:pPr>
+        <w:pStyle w:val="NoSpacing"/>
+      </w:pPr>
+    </w:p>
+    <w:p>
+      <w:pPr>
+        <w:pStyle w:val="NoSpacing"/>
+        <w:rPr>
+          <w:b/>
+          <w:bCs/>
+        </w:rPr>
+      </w:pPr>
+      <w:r>
+        <w:rPr>
+          <w:b/>
+          <w:bCs/>
+        </w:rPr>
+        <w:t>Use Jenkins’ Maven Build Step (recommended)</w:t>
+      </w:r>
+    </w:p>
+    <w:p>
+      <w:pPr>
+        <w:pStyle w:val="NoSpacing"/>
+      </w:pPr>
+      <w:r>
+        <w:t>This way Jenkins knows Maven is being used.</w:t>
+      </w:r>
+    </w:p>
+    <w:p>
+      <w:pPr>
+        <w:pStyle w:val="NoSpacing"/>
+        <w:numPr>
+          <w:ilvl w:val="0"/>
+          <w:numId w:val="13"/>
+        </w:numPr>
+      </w:pPr>
+      <w:r>
+        <w:t>In Jenkins UI:</w:t>
+      </w:r>
+    </w:p>
+    <w:p>
+      <w:pPr>
+        <w:pStyle w:val="NoSpacing"/>
+        <w:numPr>
+          <w:ilvl w:val="1"/>
+          <w:numId w:val="13"/>
+        </w:numPr>
+      </w:pPr>
+      <w:r>
+        <w:t xml:space="preserve">Go to </w:t>
+      </w:r>
+      <w:r>
+        <w:rPr>
+          <w:b/>
+          <w:bCs/>
+        </w:rPr>
+        <w:t>Manage Jenkins → Tools → Maven Installations</w:t>
+      </w:r>
+      <w:r>
+        <w:t>.</w:t>
+      </w:r>
+    </w:p>
+    <w:p>
+      <w:pPr>
+        <w:pStyle w:val="NoSpacing"/>
+        <w:numPr>
+          <w:ilvl w:val="1"/>
+          <w:numId w:val="13"/>
+        </w:numPr>
+      </w:pPr>
+      <w:r>
+        <w:t xml:space="preserve">Click </w:t>
+      </w:r>
+      <w:r>
+        <w:rPr>
+          <w:b/>
+          <w:bCs/>
+        </w:rPr>
+        <w:t>Add Maven</w:t>
+      </w:r>
+      <w:r>
+        <w:t>, give it a name like Maven3.</w:t>
+      </w:r>
+    </w:p>
+    <w:p>
+      <w:pPr>
+        <w:pStyle w:val="NoSpacing"/>
+        <w:numPr>
+          <w:ilvl w:val="1"/>
+          <w:numId w:val="13"/>
+        </w:numPr>
+      </w:pPr>
+      <w:r>
+        <w:t>Either:</w:t>
+      </w:r>
+    </w:p>
+    <w:p>
+      <w:pPr>
+        <w:pStyle w:val="NoSpacing"/>
+        <w:numPr>
+          <w:ilvl w:val="2"/>
+          <w:numId w:val="13"/>
+        </w:numPr>
+      </w:pPr>
+      <w:r>
+        <w:t xml:space="preserve">Tick </w:t>
+      </w:r>
+      <w:r>
+        <w:rPr>
+          <w:b/>
+          <w:bCs/>
+        </w:rPr>
+        <w:t>Install automatically</w:t>
+      </w:r>
+      <w:r>
+        <w:t>, or</w:t>
+      </w:r>
+    </w:p>
+    <w:p>
+      <w:pPr>
+        <w:pStyle w:val="NoSpacing"/>
+        <w:numPr>
+          <w:ilvl w:val="2"/>
+          <w:numId w:val="13"/>
+        </w:numPr>
+      </w:pPr>
+      <w:r>
+        <w:t>Set path to /usr/bin/</w:t>
+      </w:r>
+      <w:proofErr w:type="spellStart"/>
+      <w:r>
+        <w:t>mvn</w:t>
+      </w:r>
+      <w:proofErr w:type="spellEnd"/>
+      <w:r>
+        <w:t xml:space="preserve"> (if installed with yum).</w:t>
+      </w:r>
+    </w:p>
+    <w:p>
+      <w:pPr>
+        <w:pStyle w:val="NoSpacing"/>
+        <w:numPr>
+          <w:ilvl w:val="0"/>
+          <w:numId w:val="13"/>
+        </w:numPr>
+      </w:pPr>
+      <w:r>
+        <w:t>In your job (</w:t>
+      </w:r>
+      <w:r>
+        <w:rPr>
+          <w:b/>
+          <w:bCs/>
+        </w:rPr>
+        <w:t>Configure</w:t>
+      </w:r>
+      <w:r>
+        <w:t xml:space="preserve"> → </w:t>
+      </w:r>
+      <w:r>
+        <w:rPr>
+          <w:b/>
+          <w:bCs/>
+        </w:rPr>
+        <w:t>Build</w:t>
+      </w:r>
+      <w:r>
+        <w:t>):</w:t>
+      </w:r>
+    </w:p>
+    <w:p>
+      <w:pPr>
+        <w:pStyle w:val="NoSpacing"/>
+        <w:numPr>
+          <w:ilvl w:val="1"/>
+          <w:numId w:val="13"/>
+        </w:numPr>
+      </w:pPr>
+      <w:r>
+        <w:lastRenderedPageBreak/>
+        <w:t>Remove the shell command.</w:t>
+      </w:r>
+    </w:p>
+    <w:p>
+      <w:pPr>
+        <w:pStyle w:val="NoSpacing"/>
+        <w:numPr>
+          <w:ilvl w:val="1"/>
+          <w:numId w:val="13"/>
+        </w:numPr>
+      </w:pPr>
+      <w:r>
+        <w:t xml:space="preserve">Add a build step: </w:t>
+      </w:r>
+      <w:r>
+        <w:rPr>
+          <w:b/>
+          <w:bCs/>
+        </w:rPr>
+        <w:t>Invoke top-level Maven targets</w:t>
+      </w:r>
+      <w:r>
+        <w:t>.</w:t>
+      </w:r>
+    </w:p>
+    <w:p>
+      <w:pPr>
+        <w:pStyle w:val="NoSpacing"/>
+        <w:numPr>
+          <w:ilvl w:val="1"/>
+          <w:numId w:val="13"/>
+        </w:numPr>
+      </w:pPr>
+      <w:r>
+        <w:t>Enter:</w:t>
+      </w:r>
+    </w:p>
+    <w:p>
+      <w:pPr>
+        <w:pStyle w:val="NoSpacing"/>
+        <w:numPr>
+          <w:ilvl w:val="1"/>
+          <w:numId w:val="13"/>
+        </w:numPr>
+      </w:pPr>
+      <w:r>
+        <w:t>clean install</w:t>
+      </w:r>
+    </w:p>
+    <w:p>
+      <w:pPr>
+        <w:pStyle w:val="NoSpacing"/>
+        <w:numPr>
+          <w:ilvl w:val="1"/>
+          <w:numId w:val="13"/>
+        </w:numPr>
+      </w:pPr>
+      <w:r>
+        <w:t>Select the Maven installation you added (Maven3).</w:t>
+      </w:r>
+    </w:p>
+    <w:p>
+      <w:pPr>
+        <w:pStyle w:val="NoSpacing"/>
+      </w:pPr>
+      <w:r>
+        <w:rPr>
+          <w:rFonts w:ascii="Segoe UI Emoji" w:hAnsi="Segoe UI Emoji" w:cs="Segoe UI Emoji"/>
+        </w:rPr>
+        <w:t>👉</w:t>
+      </w:r>
+      <w:r>
+        <w:t xml:space="preserve"> Now Jenkins will compile and run tests using Maven directly.</w:t>
+      </w:r>
+    </w:p>
+    <w:p>
+      <w:pPr>
+        <w:pStyle w:val="NoSpacing"/>
+      </w:pPr>
     </w:p>
     <w:p>
       <w:pPr>
@@ -2951,6 +3452,127 @@
     </w:lvl>
   </w:abstractNum>
   <w:abstractNum w:abstractNumId="8" w15:restartNumberingAfterBreak="0">
+    <w:nsid w:val="4E276FA5"/>
+    <w:multiLevelType w:val="multilevel"/>
+    <w:tmpl w:val="A11E6588"/>
+    <w:lvl w:ilvl="0">
+      <w:start w:val="1"/>
+      <w:numFmt w:val="decimal"/>
+      <w:lvlText w:val="%1."/>
+      <w:lvlJc w:val="left"/>
+      <w:pPr>
+        <w:tabs>
+          <w:tab w:val="num" w:pos="720"/>
+        </w:tabs>
+        <w:ind w:left="720" w:hanging="360"/>
+      </w:pPr>
+    </w:lvl>
+    <w:lvl w:ilvl="1">
+      <w:start w:val="1"/>
+      <w:numFmt w:val="bullet"/>
+      <w:lvlText w:val="o"/>
+      <w:lvlJc w:val="left"/>
+      <w:pPr>
+        <w:tabs>
+          <w:tab w:val="num" w:pos="1440"/>
+        </w:tabs>
+        <w:ind w:left="1440" w:hanging="360"/>
+      </w:pPr>
+      <w:rPr>
+        <w:rFonts w:ascii="Courier New" w:hAnsi="Courier New" w:hint="default"/>
+        <w:sz w:val="20"/>
+      </w:rPr>
+    </w:lvl>
+    <w:lvl w:ilvl="2">
+      <w:start w:val="1"/>
+      <w:numFmt w:val="bullet"/>
+      <w:lvlText w:val=""/>
+      <w:lvlJc w:val="left"/>
+      <w:pPr>
+        <w:tabs>
+          <w:tab w:val="num" w:pos="2160"/>
+        </w:tabs>
+        <w:ind w:left="2160" w:hanging="360"/>
+      </w:pPr>
+      <w:rPr>
+        <w:rFonts w:ascii="Wingdings" w:hAnsi="Wingdings" w:hint="default"/>
+        <w:sz w:val="20"/>
+      </w:rPr>
+    </w:lvl>
+    <w:lvl w:ilvl="3" w:tentative="1">
+      <w:start w:val="1"/>
+      <w:numFmt w:val="decimal"/>
+      <w:lvlText w:val="%4."/>
+      <w:lvlJc w:val="left"/>
+      <w:pPr>
+        <w:tabs>
+          <w:tab w:val="num" w:pos="2880"/>
+        </w:tabs>
+        <w:ind w:left="2880" w:hanging="360"/>
+      </w:pPr>
+    </w:lvl>
+    <w:lvl w:ilvl="4" w:tentative="1">
+      <w:start w:val="1"/>
+      <w:numFmt w:val="decimal"/>
+      <w:lvlText w:val="%5."/>
+      <w:lvlJc w:val="left"/>
+      <w:pPr>
+        <w:tabs>
+          <w:tab w:val="num" w:pos="3600"/>
+        </w:tabs>
+        <w:ind w:left="3600" w:hanging="360"/>
+      </w:pPr>
+    </w:lvl>
+    <w:lvl w:ilvl="5" w:tentative="1">
+      <w:start w:val="1"/>
+      <w:numFmt w:val="decimal"/>
+      <w:lvlText w:val="%6."/>
+      <w:lvlJc w:val="left"/>
+      <w:pPr>
+        <w:tabs>
+          <w:tab w:val="num" w:pos="4320"/>
+        </w:tabs>
+        <w:ind w:left="4320" w:hanging="360"/>
+      </w:pPr>
+    </w:lvl>
+    <w:lvl w:ilvl="6" w:tentative="1">
+      <w:start w:val="1"/>
+      <w:numFmt w:val="decimal"/>
+      <w:lvlText w:val="%7."/>
+      <w:lvlJc w:val="left"/>
+      <w:pPr>
+        <w:tabs>
+          <w:tab w:val="num" w:pos="5040"/>
+        </w:tabs>
+        <w:ind w:left="5040" w:hanging="360"/>
+      </w:pPr>
+    </w:lvl>
+    <w:lvl w:ilvl="7" w:tentative="1">
+      <w:start w:val="1"/>
+      <w:numFmt w:val="decimal"/>
+      <w:lvlText w:val="%8."/>
+      <w:lvlJc w:val="left"/>
+      <w:pPr>
+        <w:tabs>
+          <w:tab w:val="num" w:pos="5760"/>
+        </w:tabs>
+        <w:ind w:left="5760" w:hanging="360"/>
+      </w:pPr>
+    </w:lvl>
+    <w:lvl w:ilvl="8" w:tentative="1">
+      <w:start w:val="1"/>
+      <w:numFmt w:val="decimal"/>
+      <w:lvlText w:val="%9."/>
+      <w:lvlJc w:val="left"/>
+      <w:pPr>
+        <w:tabs>
+          <w:tab w:val="num" w:pos="6480"/>
+        </w:tabs>
+        <w:ind w:left="6480" w:hanging="360"/>
+      </w:pPr>
+    </w:lvl>
+  </w:abstractNum>
+  <w:abstractNum w:abstractNumId="9" w15:restartNumberingAfterBreak="0">
     <w:nsid w:val="60240591"/>
     <w:multiLevelType w:val="multilevel"/>
     <w:tmpl w:val="746E1CCA"/>
@@ -3067,7 +3689,7 @@
       </w:pPr>
     </w:lvl>
   </w:abstractNum>
-  <w:abstractNum w:abstractNumId="9" w15:restartNumberingAfterBreak="0">
+  <w:abstractNum w:abstractNumId="10" w15:restartNumberingAfterBreak="0">
     <w:nsid w:val="643C130E"/>
     <w:multiLevelType w:val="multilevel"/>
     <w:tmpl w:val="7D7EC7E0"/>
@@ -3184,10 +3806,127 @@
       </w:pPr>
     </w:lvl>
   </w:abstractNum>
-  <w:abstractNum w:abstractNumId="10" w15:restartNumberingAfterBreak="0">
+  <w:abstractNum w:abstractNumId="11" w15:restartNumberingAfterBreak="0">
     <w:nsid w:val="705132D9"/>
     <w:multiLevelType w:val="multilevel"/>
     <w:tmpl w:val="E59C0ED0"/>
+    <w:lvl w:ilvl="0">
+      <w:start w:val="1"/>
+      <w:numFmt w:val="decimal"/>
+      <w:lvlText w:val="%1."/>
+      <w:lvlJc w:val="left"/>
+      <w:pPr>
+        <w:tabs>
+          <w:tab w:val="num" w:pos="720"/>
+        </w:tabs>
+        <w:ind w:left="720" w:hanging="360"/>
+      </w:pPr>
+    </w:lvl>
+    <w:lvl w:ilvl="1">
+      <w:start w:val="1"/>
+      <w:numFmt w:val="bullet"/>
+      <w:lvlText w:val="o"/>
+      <w:lvlJc w:val="left"/>
+      <w:pPr>
+        <w:tabs>
+          <w:tab w:val="num" w:pos="1440"/>
+        </w:tabs>
+        <w:ind w:left="1440" w:hanging="360"/>
+      </w:pPr>
+      <w:rPr>
+        <w:rFonts w:ascii="Courier New" w:hAnsi="Courier New" w:hint="default"/>
+        <w:sz w:val="20"/>
+      </w:rPr>
+    </w:lvl>
+    <w:lvl w:ilvl="2" w:tentative="1">
+      <w:start w:val="1"/>
+      <w:numFmt w:val="decimal"/>
+      <w:lvlText w:val="%3."/>
+      <w:lvlJc w:val="left"/>
+      <w:pPr>
+        <w:tabs>
+          <w:tab w:val="num" w:pos="2160"/>
+        </w:tabs>
+        <w:ind w:left="2160" w:hanging="360"/>
+      </w:pPr>
+    </w:lvl>
+    <w:lvl w:ilvl="3" w:tentative="1">
+      <w:start w:val="1"/>
+      <w:numFmt w:val="decimal"/>
+      <w:lvlText w:val="%4."/>
+      <w:lvlJc w:val="left"/>
+      <w:pPr>
+        <w:tabs>
+          <w:tab w:val="num" w:pos="2880"/>
+        </w:tabs>
+        <w:ind w:left="2880" w:hanging="360"/>
+      </w:pPr>
+    </w:lvl>
+    <w:lvl w:ilvl="4" w:tentative="1">
+      <w:start w:val="1"/>
+      <w:numFmt w:val="decimal"/>
+      <w:lvlText w:val="%5."/>
+      <w:lvlJc w:val="left"/>
+      <w:pPr>
+        <w:tabs>
+          <w:tab w:val="num" w:pos="3600"/>
+        </w:tabs>
+        <w:ind w:left="3600" w:hanging="360"/>
+      </w:pPr>
+    </w:lvl>
+    <w:lvl w:ilvl="5" w:tentative="1">
+      <w:start w:val="1"/>
+      <w:numFmt w:val="decimal"/>
+      <w:lvlText w:val="%6."/>
+      <w:lvlJc w:val="left"/>
+      <w:pPr>
+        <w:tabs>
+          <w:tab w:val="num" w:pos="4320"/>
+        </w:tabs>
+        <w:ind w:left="4320" w:hanging="360"/>
+      </w:pPr>
+    </w:lvl>
+    <w:lvl w:ilvl="6" w:tentative="1">
+      <w:start w:val="1"/>
+      <w:numFmt w:val="decimal"/>
+      <w:lvlText w:val="%7."/>
+      <w:lvlJc w:val="left"/>
+      <w:pPr>
+        <w:tabs>
+          <w:tab w:val="num" w:pos="5040"/>
+        </w:tabs>
+        <w:ind w:left="5040" w:hanging="360"/>
+      </w:pPr>
+    </w:lvl>
+    <w:lvl w:ilvl="7" w:tentative="1">
+      <w:start w:val="1"/>
+      <w:numFmt w:val="decimal"/>
+      <w:lvlText w:val="%8."/>
+      <w:lvlJc w:val="left"/>
+      <w:pPr>
+        <w:tabs>
+          <w:tab w:val="num" w:pos="5760"/>
+        </w:tabs>
+        <w:ind w:left="5760" w:hanging="360"/>
+      </w:pPr>
+    </w:lvl>
+    <w:lvl w:ilvl="8" w:tentative="1">
+      <w:start w:val="1"/>
+      <w:numFmt w:val="decimal"/>
+      <w:lvlText w:val="%9."/>
+      <w:lvlJc w:val="left"/>
+      <w:pPr>
+        <w:tabs>
+          <w:tab w:val="num" w:pos="6480"/>
+        </w:tabs>
+        <w:ind w:left="6480" w:hanging="360"/>
+      </w:pPr>
+    </w:lvl>
+  </w:abstractNum>
+  <w:abstractNum w:abstractNumId="12" w15:restartNumberingAfterBreak="0">
+    <w:nsid w:val="759A725A"/>
+    <w:multiLevelType w:val="multilevel"/>
+    <w:tmpl w:val="52A88B12"/>
     <w:lvl w:ilvl="0">
       <w:start w:val="1"/>
       <w:numFmt w:val="decimal"/>
@@ -3323,16 +4062,22 @@
     <w:abstractNumId w:val="1"/>
   </w:num>
   <w:num w:numId="8" w16cid:durableId="1156844022">
+    <w:abstractNumId w:val="11"/>
+  </w:num>
+  <w:num w:numId="9" w16cid:durableId="697048811">
     <w:abstractNumId w:val="10"/>
   </w:num>
-  <w:num w:numId="9" w16cid:durableId="697048811">
+  <w:num w:numId="10" w16cid:durableId="1585844696">
     <w:abstractNumId w:val="9"/>
-  </w:num>
-  <w:num w:numId="10" w16cid:durableId="1585844696">
-    <w:abstractNumId w:val="8"/>
   </w:num>
   <w:num w:numId="11" w16cid:durableId="392393232">
     <w:abstractNumId w:val="5"/>
+  </w:num>
+  <w:num w:numId="12" w16cid:durableId="1506090348">
+    <w:abstractNumId w:val="12"/>
+  </w:num>
+  <w:num w:numId="13" w16cid:durableId="1327589149">
+    <w:abstractNumId w:val="8"/>
   </w:num>
 </w:numbering>
 </file>

--- a/Documents/Project.docx
+++ b/Documents/Project.docx
@@ -2428,8 +2428,13 @@
         </w:numPr>
       </w:pPr>
       <w:r>
-        <w:t>clean install</w:t>
-      </w:r>
+        <w:t>clean install -</w:t>
+      </w:r>
+      <w:proofErr w:type="spellStart"/>
+      <w:r>
+        <w:t>DskipTests</w:t>
+      </w:r>
+      <w:proofErr w:type="spellEnd"/>
     </w:p>
     <w:p>
       <w:pPr>
